--- a/modelo COSTA CARLOS 3C E CLAUDIO 3C.docx
+++ b/modelo COSTA CARLOS 3C E CLAUDIO 3C.docx
@@ -6,7 +6,6 @@
     <w:p>
       <w:pPr>
         <w:pStyle w:val="Normal"/>
-        <w:pBdr/>
         <w:tabs>
           <w:tab w:val="clear" w:pos="720"/>
           <w:tab w:val="center" w:pos="4536" w:leader="none"/>
@@ -17,7 +16,6 @@
         <w:jc w:val="center"/>
         <w:rPr>
           <w:b/>
-          <w:b/>
           <w:color w:val="000000"/>
           <w:sz w:val="28"/>
           <w:szCs w:val="28"/>
@@ -36,7 +34,6 @@
     <w:p>
       <w:pPr>
         <w:pStyle w:val="Normal"/>
-        <w:pBdr/>
         <w:tabs>
           <w:tab w:val="clear" w:pos="720"/>
           <w:tab w:val="center" w:pos="4536" w:leader="none"/>
@@ -76,7 +73,6 @@
         <w:jc w:val="center"/>
         <w:rPr>
           <w:b/>
-          <w:b/>
         </w:rPr>
       </w:pPr>
       <w:r>
@@ -91,7 +87,6 @@
         <w:jc w:val="center"/>
         <w:rPr>
           <w:b/>
-          <w:b/>
         </w:rPr>
       </w:pPr>
       <w:r>
@@ -106,7 +101,6 @@
         <w:jc w:val="center"/>
         <w:rPr>
           <w:b/>
-          <w:b/>
         </w:rPr>
       </w:pPr>
       <w:r>
@@ -136,7 +130,6 @@
         <w:jc w:val="center"/>
         <w:rPr>
           <w:b/>
-          <w:b/>
         </w:rPr>
       </w:pPr>
       <w:r>
@@ -152,7 +145,6 @@
         <w:jc w:val="center"/>
         <w:rPr>
           <w:b/>
-          <w:b/>
         </w:rPr>
       </w:pPr>
       <w:r>
@@ -167,7 +159,6 @@
         <w:jc w:val="center"/>
         <w:rPr>
           <w:b/>
-          <w:b/>
         </w:rPr>
       </w:pPr>
       <w:r>
@@ -182,7 +173,6 @@
         <w:jc w:val="center"/>
         <w:rPr>
           <w:b/>
-          <w:b/>
         </w:rPr>
       </w:pPr>
       <w:r>
@@ -197,7 +187,6 @@
         <w:jc w:val="center"/>
         <w:rPr>
           <w:b/>
-          <w:b/>
         </w:rPr>
       </w:pPr>
       <w:r>
@@ -213,7 +202,6 @@
         <w:jc w:val="center"/>
         <w:rPr>
           <w:b/>
-          <w:b/>
         </w:rPr>
       </w:pPr>
       <w:r>
@@ -228,191 +216,175 @@
         <w:pStyle w:val="Normal"/>
         <w:rPr>
           <w:b/>
-          <w:b/>
-        </w:rPr>
-      </w:pPr>
-      <w:r>
-        <w:rPr>
-          <w:b/>
-        </w:rPr>
-      </w:r>
-    </w:p>
-    <w:p>
-      <w:pPr>
-        <w:pStyle w:val="Normal"/>
-        <w:rPr>
-          <w:b/>
-          <w:b/>
-        </w:rPr>
-      </w:pPr>
-      <w:r>
-        <w:rPr>
-          <w:b/>
-        </w:rPr>
-      </w:r>
-    </w:p>
-    <w:p>
-      <w:pPr>
-        <w:pStyle w:val="Normal"/>
-        <w:rPr>
-          <w:b/>
-          <w:b/>
-        </w:rPr>
-      </w:pPr>
-      <w:r>
-        <w:rPr>
-          <w:b/>
-        </w:rPr>
-      </w:r>
-    </w:p>
-    <w:p>
-      <w:pPr>
-        <w:pStyle w:val="Normal"/>
-        <w:rPr>
-          <w:b/>
-          <w:b/>
-        </w:rPr>
-      </w:pPr>
-      <w:r>
-        <w:rPr>
-          <w:b/>
-        </w:rPr>
-      </w:r>
-    </w:p>
-    <w:p>
-      <w:pPr>
-        <w:pStyle w:val="Normal"/>
-        <w:rPr>
-          <w:b/>
-          <w:b/>
-        </w:rPr>
-      </w:pPr>
-      <w:r>
-        <w:rPr>
-          <w:b/>
-        </w:rPr>
-      </w:r>
-    </w:p>
-    <w:p>
-      <w:pPr>
-        <w:pStyle w:val="Normal"/>
-        <w:rPr>
-          <w:b/>
-          <w:b/>
-        </w:rPr>
-      </w:pPr>
-      <w:r>
-        <w:rPr>
-          <w:b/>
-        </w:rPr>
-      </w:r>
-    </w:p>
-    <w:p>
-      <w:pPr>
-        <w:pStyle w:val="Normal"/>
-        <w:rPr>
-          <w:b/>
-          <w:b/>
-        </w:rPr>
-      </w:pPr>
-      <w:r>
-        <w:rPr>
-          <w:b/>
-        </w:rPr>
-      </w:r>
-    </w:p>
-    <w:p>
-      <w:pPr>
-        <w:pStyle w:val="Normal"/>
-        <w:rPr>
-          <w:b/>
-          <w:b/>
-        </w:rPr>
-      </w:pPr>
-      <w:r>
-        <w:rPr>
-          <w:b/>
-        </w:rPr>
-      </w:r>
-    </w:p>
-    <w:p>
-      <w:pPr>
-        <w:pStyle w:val="Normal"/>
-        <w:rPr>
-          <w:b/>
-          <w:b/>
-        </w:rPr>
-      </w:pPr>
-      <w:r>
-        <w:rPr>
-          <w:b/>
-        </w:rPr>
-      </w:r>
-    </w:p>
-    <w:p>
-      <w:pPr>
-        <w:pStyle w:val="Normal"/>
-        <w:rPr>
-          <w:b/>
-          <w:b/>
-        </w:rPr>
-      </w:pPr>
-      <w:r>
-        <w:rPr>
-          <w:b/>
-        </w:rPr>
-      </w:r>
-    </w:p>
-    <w:p>
-      <w:pPr>
-        <w:pStyle w:val="Normal"/>
-        <w:pBdr/>
+        </w:rPr>
+      </w:pPr>
+      <w:r>
+        <w:rPr>
+          <w:b/>
+        </w:rPr>
+      </w:r>
+    </w:p>
+    <w:p>
+      <w:pPr>
+        <w:pStyle w:val="Normal"/>
+        <w:rPr>
+          <w:b/>
+        </w:rPr>
+      </w:pPr>
+      <w:r>
+        <w:rPr>
+          <w:b/>
+        </w:rPr>
+      </w:r>
+    </w:p>
+    <w:p>
+      <w:pPr>
+        <w:pStyle w:val="Normal"/>
+        <w:rPr>
+          <w:b/>
+        </w:rPr>
+      </w:pPr>
+      <w:r>
+        <w:rPr>
+          <w:b/>
+        </w:rPr>
+      </w:r>
+    </w:p>
+    <w:p>
+      <w:pPr>
+        <w:pStyle w:val="Normal"/>
+        <w:rPr>
+          <w:b/>
+        </w:rPr>
+      </w:pPr>
+      <w:r>
+        <w:rPr>
+          <w:b/>
+        </w:rPr>
+      </w:r>
+    </w:p>
+    <w:p>
+      <w:pPr>
+        <w:pStyle w:val="Normal"/>
+        <w:rPr>
+          <w:b/>
+        </w:rPr>
+      </w:pPr>
+      <w:r>
+        <w:rPr>
+          <w:b/>
+        </w:rPr>
+      </w:r>
+    </w:p>
+    <w:p>
+      <w:pPr>
+        <w:pStyle w:val="Normal"/>
+        <w:rPr>
+          <w:b/>
+        </w:rPr>
+      </w:pPr>
+      <w:r>
+        <w:rPr>
+          <w:b/>
+        </w:rPr>
+      </w:r>
+    </w:p>
+    <w:p>
+      <w:pPr>
+        <w:pStyle w:val="Normal"/>
+        <w:rPr>
+          <w:b/>
+        </w:rPr>
+      </w:pPr>
+      <w:r>
+        <w:rPr>
+          <w:b/>
+        </w:rPr>
+      </w:r>
+    </w:p>
+    <w:p>
+      <w:pPr>
+        <w:pStyle w:val="Normal"/>
+        <w:rPr>
+          <w:b/>
+        </w:rPr>
+      </w:pPr>
+      <w:r>
+        <w:rPr>
+          <w:b/>
+        </w:rPr>
+      </w:r>
+    </w:p>
+    <w:p>
+      <w:pPr>
+        <w:pStyle w:val="Normal"/>
+        <w:rPr>
+          <w:b/>
+        </w:rPr>
+      </w:pPr>
+      <w:r>
+        <w:rPr>
+          <w:b/>
+        </w:rPr>
+      </w:r>
+    </w:p>
+    <w:p>
+      <w:pPr>
+        <w:pStyle w:val="Normal"/>
+        <w:rPr>
+          <w:b/>
+        </w:rPr>
+      </w:pPr>
+      <w:r>
+        <w:rPr>
+          <w:b/>
+        </w:rPr>
+      </w:r>
+    </w:p>
+    <w:p>
+      <w:pPr>
+        <w:pStyle w:val="Normal"/>
         <w:spacing w:lineRule="auto" w:line="300"/>
         <w:ind w:hanging="0"/>
         <w:jc w:val="center"/>
         <w:rPr>
           <w:b/>
-          <w:b/>
-          <w:color w:val="000000"/>
-        </w:rPr>
-      </w:pPr>
-      <w:r>
-        <w:rPr>
-          <w:b/>
-          <w:color w:val="000000"/>
-        </w:rPr>
-      </w:r>
-    </w:p>
-    <w:p>
-      <w:pPr>
-        <w:pStyle w:val="Normal"/>
-        <w:pBdr/>
+          <w:color w:val="000000"/>
+        </w:rPr>
+      </w:pPr>
+      <w:r>
+        <w:rPr>
+          <w:b/>
+          <w:color w:val="000000"/>
+        </w:rPr>
+      </w:r>
+    </w:p>
+    <w:p>
+      <w:pPr>
+        <w:pStyle w:val="Normal"/>
         <w:spacing w:lineRule="auto" w:line="300"/>
         <w:ind w:hanging="0"/>
         <w:jc w:val="center"/>
         <w:rPr>
           <w:b/>
-          <w:b/>
-          <w:color w:val="000000"/>
-        </w:rPr>
-      </w:pPr>
-      <w:r>
-        <w:rPr>
-          <w:b/>
-          <w:color w:val="000000"/>
-        </w:rPr>
-      </w:r>
-    </w:p>
-    <w:p>
-      <w:pPr>
-        <w:pStyle w:val="Normal"/>
-        <w:pBdr/>
+          <w:color w:val="000000"/>
+        </w:rPr>
+      </w:pPr>
+      <w:r>
+        <w:rPr>
+          <w:b/>
+          <w:color w:val="000000"/>
+        </w:rPr>
+      </w:r>
+    </w:p>
+    <w:p>
+      <w:pPr>
+        <w:pStyle w:val="Normal"/>
         <w:spacing w:lineRule="auto" w:line="300"/>
         <w:ind w:hanging="0"/>
         <w:jc w:val="center"/>
         <w:rPr>
           <w:b/>
-          <w:b/>
           <w:color w:val="000000"/>
         </w:rPr>
       </w:pPr>
@@ -427,13 +399,11 @@
     <w:p>
       <w:pPr>
         <w:pStyle w:val="Normal"/>
-        <w:pBdr/>
         <w:spacing w:lineRule="auto" w:line="300"/>
         <w:ind w:hanging="0"/>
         <w:jc w:val="center"/>
         <w:rPr>
           <w:b/>
-          <w:b/>
           <w:lang w:val="pt-BR"/>
         </w:rPr>
       </w:pPr>
@@ -456,13 +426,11 @@
     <w:p>
       <w:pPr>
         <w:pStyle w:val="Normal"/>
-        <w:pBdr/>
         <w:spacing w:lineRule="auto" w:line="300"/>
         <w:ind w:hanging="0"/>
         <w:jc w:val="center"/>
         <w:rPr>
           <w:b/>
-          <w:b/>
         </w:rPr>
       </w:pPr>
       <w:r>
@@ -492,7 +460,6 @@
         <w:jc w:val="center"/>
         <w:rPr>
           <w:b/>
-          <w:b/>
         </w:rPr>
       </w:pPr>
       <w:r>
@@ -508,7 +475,6 @@
         <w:jc w:val="center"/>
         <w:rPr>
           <w:b/>
-          <w:b/>
         </w:rPr>
       </w:pPr>
       <w:r>
@@ -523,7 +489,6 @@
         <w:jc w:val="center"/>
         <w:rPr>
           <w:b/>
-          <w:b/>
         </w:rPr>
       </w:pPr>
       <w:r>
@@ -538,7 +503,6 @@
         <w:jc w:val="center"/>
         <w:rPr>
           <w:b/>
-          <w:b/>
         </w:rPr>
       </w:pPr>
       <w:r>
@@ -554,7 +518,6 @@
         <w:jc w:val="center"/>
         <w:rPr>
           <w:b/>
-          <w:b/>
         </w:rPr>
       </w:pPr>
       <w:r>
@@ -570,7 +533,6 @@
         <w:jc w:val="center"/>
         <w:rPr>
           <w:b/>
-          <w:b/>
         </w:rPr>
       </w:pPr>
       <w:r>
@@ -587,81 +549,76 @@
         <w:jc w:val="center"/>
         <w:rPr>
           <w:b/>
-          <w:b/>
-        </w:rPr>
-      </w:pPr>
-      <w:r>
-        <w:rPr>
-          <w:b/>
-        </w:rPr>
-      </w:r>
-    </w:p>
-    <w:p>
-      <w:pPr>
-        <w:pStyle w:val="Normal"/>
-        <w:rPr>
-          <w:b/>
-          <w:b/>
-        </w:rPr>
-      </w:pPr>
-      <w:r>
-        <w:rPr>
-          <w:b/>
-        </w:rPr>
-      </w:r>
-    </w:p>
-    <w:p>
-      <w:pPr>
-        <w:pStyle w:val="Normal"/>
-        <w:rPr>
-          <w:b/>
-          <w:b/>
-        </w:rPr>
-      </w:pPr>
-      <w:r>
-        <w:rPr>
-          <w:b/>
-        </w:rPr>
-      </w:r>
-    </w:p>
-    <w:p>
-      <w:pPr>
-        <w:pStyle w:val="Normal"/>
-        <w:rPr>
-          <w:b/>
-          <w:b/>
-        </w:rPr>
-      </w:pPr>
-      <w:r>
-        <w:rPr>
-          <w:b/>
-        </w:rPr>
-      </w:r>
-    </w:p>
-    <w:p>
-      <w:pPr>
-        <w:pStyle w:val="Normal"/>
-        <w:rPr/>
-      </w:pPr>
-      <w:r>
-        <w:rPr/>
-      </w:r>
-    </w:p>
-    <w:p>
-      <w:pPr>
-        <w:pStyle w:val="Normal"/>
-        <w:rPr/>
-      </w:pPr>
-      <w:r>
-        <w:rPr/>
-      </w:r>
-    </w:p>
-    <w:p>
-      <w:pPr>
-        <w:pStyle w:val="Normal"/>
-        <w:pBdr/>
+        </w:rPr>
+      </w:pPr>
+      <w:r>
+        <w:rPr>
+          <w:b/>
+        </w:rPr>
+      </w:r>
+    </w:p>
+    <w:p>
+      <w:pPr>
+        <w:pStyle w:val="Normal"/>
+        <w:rPr>
+          <w:b/>
+        </w:rPr>
+      </w:pPr>
+      <w:r>
+        <w:rPr>
+          <w:b/>
+        </w:rPr>
+      </w:r>
+    </w:p>
+    <w:p>
+      <w:pPr>
+        <w:pStyle w:val="Normal"/>
+        <w:rPr>
+          <w:b/>
+        </w:rPr>
+      </w:pPr>
+      <w:r>
+        <w:rPr>
+          <w:b/>
+        </w:rPr>
+      </w:r>
+    </w:p>
+    <w:p>
+      <w:pPr>
+        <w:pStyle w:val="Normal"/>
+        <w:rPr>
+          <w:b/>
+        </w:rPr>
+      </w:pPr>
+      <w:r>
+        <w:rPr>
+          <w:b/>
+        </w:rPr>
+      </w:r>
+    </w:p>
+    <w:p>
+      <w:pPr>
+        <w:pStyle w:val="Normal"/>
+        <w:rPr/>
+      </w:pPr>
+      <w:r>
+        <w:rPr/>
+      </w:r>
+    </w:p>
+    <w:p>
+      <w:pPr>
+        <w:pStyle w:val="Normal"/>
+        <w:rPr/>
+      </w:pPr>
+      <w:r>
+        <w:rPr/>
+      </w:r>
+    </w:p>
+    <w:p>
+      <w:pPr>
+        <w:pStyle w:val="Normal"/>
         <w:spacing w:lineRule="auto" w:line="240"/>
-        <w:ind w:left="4560" w:hanging="0"/>
+        <w:ind w:hanging="0" w:left="4560"/>
         <w:rPr>
           <w:color w:val="000000"/>
         </w:rPr>
@@ -702,25 +659,23 @@
     <w:p>
       <w:pPr>
         <w:pStyle w:val="Normal"/>
-        <w:pBdr/>
         <w:spacing w:lineRule="auto" w:line="240"/>
-        <w:ind w:left="4560" w:hanging="0"/>
-        <w:rPr>
-          <w:color w:val="000000"/>
-        </w:rPr>
-      </w:pPr>
-      <w:r>
-        <w:rPr>
-          <w:color w:val="000000"/>
-        </w:rPr>
-      </w:r>
-    </w:p>
-    <w:p>
-      <w:pPr>
-        <w:pStyle w:val="Normal"/>
-        <w:pBdr/>
+        <w:ind w:hanging="0" w:left="4560"/>
+        <w:rPr>
+          <w:color w:val="000000"/>
+        </w:rPr>
+      </w:pPr>
+      <w:r>
+        <w:rPr>
+          <w:color w:val="000000"/>
+        </w:rPr>
+      </w:r>
+    </w:p>
+    <w:p>
+      <w:pPr>
+        <w:pStyle w:val="Normal"/>
         <w:spacing w:lineRule="auto" w:line="240"/>
-        <w:ind w:left="4560" w:hanging="0"/>
+        <w:ind w:hanging="0" w:left="4560"/>
         <w:jc w:val="right"/>
         <w:rPr>
           <w:color w:val="000000"/>
@@ -736,7 +691,7 @@
       </w:r>
       <w:r>
         <w:rPr>
-          <w:rStyle w:val="Ncoradanotaderodap"/>
+          <w:rStyle w:val="FootnoteReference"/>
           <w:color w:val="000000"/>
           <w:vertAlign w:val="superscript"/>
         </w:rPr>
@@ -747,7 +702,7 @@
       <w:pPr>
         <w:pStyle w:val="Normal"/>
         <w:spacing w:lineRule="auto" w:line="240"/>
-        <w:ind w:left="5672" w:hanging="0"/>
+        <w:ind w:hanging="0" w:left="5672"/>
         <w:jc w:val="right"/>
         <w:rPr/>
       </w:pPr>
@@ -805,32 +760,28 @@
     <w:p>
       <w:pPr>
         <w:pStyle w:val="Normal"/>
-        <w:pBdr/>
         <w:spacing w:lineRule="auto" w:line="300"/>
         <w:ind w:hanging="0"/>
         <w:rPr>
           <w:b/>
-          <w:b/>
-          <w:color w:val="000000"/>
-        </w:rPr>
-      </w:pPr>
-      <w:r>
-        <w:rPr>
-          <w:b/>
-          <w:color w:val="000000"/>
-        </w:rPr>
-      </w:r>
-    </w:p>
-    <w:p>
-      <w:pPr>
-        <w:pStyle w:val="Normal"/>
-        <w:pBdr/>
+          <w:color w:val="000000"/>
+        </w:rPr>
+      </w:pPr>
+      <w:r>
+        <w:rPr>
+          <w:b/>
+          <w:color w:val="000000"/>
+        </w:rPr>
+      </w:r>
+    </w:p>
+    <w:p>
+      <w:pPr>
+        <w:pStyle w:val="Normal"/>
         <w:spacing w:lineRule="auto" w:line="300"/>
         <w:ind w:hanging="0"/>
         <w:jc w:val="center"/>
         <w:rPr>
           <w:b/>
-          <w:b/>
           <w:color w:val="000000"/>
         </w:rPr>
       </w:pPr>
@@ -845,13 +796,11 @@
     <w:p>
       <w:pPr>
         <w:pStyle w:val="Normal"/>
-        <w:pBdr/>
         <w:spacing w:lineRule="auto" w:line="300"/>
         <w:ind w:hanging="0"/>
         <w:jc w:val="center"/>
         <w:rPr>
           <w:b/>
-          <w:b/>
           <w:color w:val="000000"/>
           <w:lang w:val="pt-BR"/>
         </w:rPr>
@@ -875,33 +824,29 @@
     <w:p>
       <w:pPr>
         <w:pStyle w:val="Normal"/>
-        <w:pBdr/>
         <w:spacing w:lineRule="auto" w:line="300"/>
         <w:ind w:hanging="0"/>
         <w:jc w:val="center"/>
         <w:rPr>
           <w:b/>
-          <w:b/>
-          <w:color w:val="000000"/>
-        </w:rPr>
-      </w:pPr>
-      <w:r>
-        <w:rPr>
-          <w:b/>
-          <w:color w:val="000000"/>
-        </w:rPr>
-      </w:r>
-    </w:p>
-    <w:p>
-      <w:pPr>
-        <w:pStyle w:val="Normal"/>
-        <w:pBdr/>
+          <w:color w:val="000000"/>
+        </w:rPr>
+      </w:pPr>
+      <w:r>
+        <w:rPr>
+          <w:b/>
+          <w:color w:val="000000"/>
+        </w:rPr>
+      </w:r>
+    </w:p>
+    <w:p>
+      <w:pPr>
+        <w:pStyle w:val="Normal"/>
         <w:spacing w:lineRule="auto" w:line="300"/>
         <w:ind w:hanging="0"/>
         <w:jc w:val="center"/>
         <w:rPr>
           <w:b/>
-          <w:b/>
           <w:color w:val="000000"/>
         </w:rPr>
       </w:pPr>
@@ -933,7 +878,6 @@
         <w:jc w:val="center"/>
         <w:rPr>
           <w:b/>
-          <w:b/>
         </w:rPr>
       </w:pPr>
       <w:r>
@@ -949,7 +893,6 @@
         <w:jc w:val="center"/>
         <w:rPr>
           <w:b/>
-          <w:b/>
         </w:rPr>
       </w:pPr>
       <w:r>
@@ -964,7 +907,6 @@
         <w:jc w:val="center"/>
         <w:rPr>
           <w:b/>
-          <w:b/>
         </w:rPr>
       </w:pPr>
       <w:r>
@@ -980,7 +922,6 @@
         <w:jc w:val="center"/>
         <w:rPr>
           <w:b/>
-          <w:b/>
         </w:rPr>
       </w:pPr>
       <w:r>
@@ -996,7 +937,6 @@
         <w:jc w:val="center"/>
         <w:rPr>
           <w:b/>
-          <w:b/>
         </w:rPr>
       </w:pPr>
       <w:r>
@@ -1013,7 +953,6 @@
         <w:jc w:val="center"/>
         <w:rPr>
           <w:b/>
-          <w:b/>
         </w:rPr>
       </w:pPr>
       <w:r>
@@ -1028,19 +967,17 @@
         <w:jc w:val="center"/>
         <w:rPr>
           <w:b/>
-          <w:b/>
-        </w:rPr>
-      </w:pPr>
-      <w:r>
-        <w:rPr>
-          <w:b/>
-        </w:rPr>
-      </w:r>
-    </w:p>
-    <w:p>
-      <w:pPr>
-        <w:pStyle w:val="Normal"/>
-        <w:pBdr/>
+        </w:rPr>
+      </w:pPr>
+      <w:r>
+        <w:rPr>
+          <w:b/>
+        </w:rPr>
+      </w:r>
+    </w:p>
+    <w:p>
+      <w:pPr>
+        <w:pStyle w:val="Normal"/>
         <w:spacing w:lineRule="auto" w:line="360"/>
         <w:ind w:hanging="0"/>
         <w:jc w:val="center"/>
@@ -1059,7 +996,6 @@
     <w:p>
       <w:pPr>
         <w:pStyle w:val="Normal"/>
-        <w:pBdr/>
         <w:spacing w:lineRule="auto" w:line="300"/>
         <w:ind w:hanging="0"/>
         <w:rPr>
@@ -1089,7 +1025,6 @@
     <w:p>
       <w:pPr>
         <w:pStyle w:val="Normal"/>
-        <w:pBdr/>
         <w:spacing w:lineRule="auto" w:line="360"/>
         <w:ind w:hanging="0"/>
         <w:jc w:val="center"/>
@@ -1106,7 +1041,6 @@
     <w:p>
       <w:pPr>
         <w:pStyle w:val="Normal"/>
-        <w:pBdr/>
         <w:spacing w:lineRule="auto" w:line="360"/>
         <w:ind w:hanging="0"/>
         <w:jc w:val="center"/>
@@ -1132,13 +1066,11 @@
     <w:p>
       <w:pPr>
         <w:pStyle w:val="Normal"/>
-        <w:pBdr/>
         <w:spacing w:lineRule="auto" w:line="360"/>
         <w:ind w:hanging="0"/>
         <w:jc w:val="center"/>
         <w:rPr>
           <w:b/>
-          <w:b/>
           <w:color w:val="000000"/>
         </w:rPr>
       </w:pPr>
@@ -1153,12 +1085,10 @@
     <w:p>
       <w:pPr>
         <w:pStyle w:val="Normal"/>
-        <w:pBdr/>
         <w:spacing w:lineRule="auto" w:line="360"/>
         <w:ind w:hanging="0"/>
         <w:jc w:val="center"/>
         <w:rPr>
-          <w:b/>
           <w:b/>
           <w:color w:val="000000"/>
         </w:rPr>
@@ -1200,6 +1130,7 @@
             <w:pPr>
               <w:pStyle w:val="Normal"/>
               <w:widowControl w:val="false"/>
+              <w:suppressAutoHyphens w:val="true"/>
               <w:spacing w:before="0" w:after="0"/>
               <w:ind w:hanging="0"/>
               <w:jc w:val="left"/>
@@ -1219,6 +1150,7 @@
             <w:pPr>
               <w:pStyle w:val="Normal"/>
               <w:widowControl w:val="false"/>
+              <w:suppressAutoHyphens w:val="true"/>
               <w:spacing w:lineRule="auto" w:line="240" w:before="0" w:after="0"/>
               <w:ind w:hanging="0"/>
               <w:jc w:val="center"/>
@@ -1246,7 +1178,7 @@
             <w:pPr>
               <w:pStyle w:val="Normal"/>
               <w:widowControl w:val="false"/>
-              <w:pBdr/>
+              <w:suppressAutoHyphens w:val="true"/>
               <w:spacing w:lineRule="auto" w:line="240" w:before="0" w:after="0"/>
               <w:ind w:hanging="0"/>
               <w:jc w:val="center"/>
@@ -1266,8 +1198,9 @@
             <w:pPr>
               <w:pStyle w:val="Normal"/>
               <w:widowControl w:val="false"/>
+              <w:suppressAutoHyphens w:val="true"/>
               <w:spacing w:lineRule="auto" w:line="240" w:before="0" w:after="14"/>
-              <w:ind w:left="10" w:right="344" w:hanging="10"/>
+              <w:ind w:hanging="10" w:left="10" w:right="344"/>
               <w:jc w:val="center"/>
               <w:rPr>
                 <w:kern w:val="0"/>
@@ -1287,6 +1220,7 @@
             <w:pPr>
               <w:pStyle w:val="Normal"/>
               <w:widowControl w:val="false"/>
+              <w:suppressAutoHyphens w:val="true"/>
               <w:spacing w:lineRule="auto" w:line="240" w:before="0" w:after="0"/>
               <w:ind w:hanging="0"/>
               <w:rPr>
@@ -1310,6 +1244,7 @@
             <w:pPr>
               <w:pStyle w:val="Normal"/>
               <w:widowControl w:val="false"/>
+              <w:suppressAutoHyphens w:val="true"/>
               <w:spacing w:before="0" w:after="0"/>
               <w:ind w:hanging="0"/>
               <w:jc w:val="center"/>
@@ -1320,7 +1255,6 @@
             <w:r>
               <w:rPr>
                 <w:color w:val="000000"/>
-                <w:kern w:val="0"/>
               </w:rPr>
             </w:r>
           </w:p>
@@ -1335,6 +1269,7 @@
             <w:pPr>
               <w:pStyle w:val="Normal"/>
               <w:widowControl w:val="false"/>
+              <w:suppressAutoHyphens w:val="true"/>
               <w:spacing w:before="0" w:after="0"/>
               <w:ind w:hanging="0"/>
               <w:jc w:val="left"/>
@@ -1354,6 +1289,7 @@
             <w:pPr>
               <w:pStyle w:val="Normal"/>
               <w:widowControl w:val="false"/>
+              <w:suppressAutoHyphens w:val="true"/>
               <w:spacing w:lineRule="auto" w:line="240" w:before="0" w:after="0"/>
               <w:ind w:hanging="0"/>
               <w:jc w:val="center"/>
@@ -1384,6 +1320,7 @@
             <w:pPr>
               <w:pStyle w:val="Normal"/>
               <w:widowControl w:val="false"/>
+              <w:suppressAutoHyphens w:val="true"/>
               <w:spacing w:lineRule="auto" w:line="240" w:before="0" w:after="0"/>
               <w:ind w:hanging="0"/>
               <w:rPr>
@@ -1407,6 +1344,7 @@
             <w:pPr>
               <w:pStyle w:val="Normal"/>
               <w:widowControl w:val="false"/>
+              <w:suppressAutoHyphens w:val="true"/>
               <w:spacing w:lineRule="auto" w:line="240" w:before="0" w:after="0"/>
               <w:ind w:hanging="0"/>
               <w:rPr>
@@ -1433,6 +1371,7 @@
             <w:pPr>
               <w:pStyle w:val="Normal"/>
               <w:widowControl w:val="false"/>
+              <w:suppressAutoHyphens w:val="true"/>
               <w:spacing w:lineRule="auto" w:line="240" w:before="0" w:after="0"/>
               <w:ind w:hanging="0"/>
               <w:jc w:val="left"/>
@@ -1452,6 +1391,7 @@
             <w:pPr>
               <w:pStyle w:val="Normal"/>
               <w:widowControl w:val="false"/>
+              <w:suppressAutoHyphens w:val="true"/>
               <w:spacing w:lineRule="auto" w:line="240" w:before="0" w:after="0"/>
               <w:ind w:hanging="0"/>
               <w:jc w:val="center"/>
@@ -1462,7 +1402,6 @@
             <w:r>
               <w:rPr>
                 <w:color w:val="000000"/>
-                <w:kern w:val="0"/>
               </w:rPr>
             </w:r>
           </w:p>
@@ -1470,6 +1409,7 @@
             <w:pPr>
               <w:pStyle w:val="Normal"/>
               <w:widowControl w:val="false"/>
+              <w:suppressAutoHyphens w:val="true"/>
               <w:spacing w:lineRule="auto" w:line="240" w:before="0" w:after="0"/>
               <w:ind w:hanging="0"/>
               <w:jc w:val="center"/>
@@ -1489,7 +1429,7 @@
             <w:pPr>
               <w:pStyle w:val="Normal"/>
               <w:widowControl w:val="false"/>
-              <w:pBdr/>
+              <w:suppressAutoHyphens w:val="true"/>
               <w:spacing w:lineRule="auto" w:line="240" w:before="0" w:after="0"/>
               <w:ind w:hanging="0"/>
               <w:jc w:val="center"/>
@@ -1509,8 +1449,9 @@
             <w:pPr>
               <w:pStyle w:val="Normal"/>
               <w:widowControl w:val="false"/>
+              <w:suppressAutoHyphens w:val="true"/>
               <w:spacing w:lineRule="auto" w:line="240" w:before="0" w:after="14"/>
-              <w:ind w:left="10" w:right="344" w:hanging="10"/>
+              <w:ind w:hanging="10" w:left="10" w:right="344"/>
               <w:jc w:val="center"/>
               <w:rPr>
                 <w:kern w:val="0"/>
@@ -1530,6 +1471,7 @@
             <w:pPr>
               <w:pStyle w:val="Normal"/>
               <w:widowControl w:val="false"/>
+              <w:suppressAutoHyphens w:val="true"/>
               <w:spacing w:lineRule="auto" w:line="240" w:before="0" w:after="0"/>
               <w:ind w:hanging="0"/>
               <w:rPr>
@@ -1557,6 +1499,7 @@
                 <w:tab w:val="clear" w:pos="720"/>
                 <w:tab w:val="left" w:pos="8130" w:leader="none"/>
               </w:tabs>
+              <w:suppressAutoHyphens w:val="true"/>
               <w:spacing w:lineRule="auto" w:line="240" w:before="0" w:after="0"/>
               <w:ind w:hanging="0"/>
               <w:jc w:val="center"/>
@@ -1567,7 +1510,6 @@
             <w:r>
               <w:rPr>
                 <w:color w:val="000000"/>
-                <w:kern w:val="0"/>
               </w:rPr>
             </w:r>
           </w:p>
@@ -1582,6 +1524,7 @@
             <w:pPr>
               <w:pStyle w:val="Normal"/>
               <w:widowControl w:val="false"/>
+              <w:suppressAutoHyphens w:val="true"/>
               <w:spacing w:lineRule="auto" w:line="240" w:before="0" w:after="0"/>
               <w:ind w:hanging="0"/>
               <w:jc w:val="left"/>
@@ -1601,6 +1544,7 @@
             <w:pPr>
               <w:pStyle w:val="Normal"/>
               <w:widowControl w:val="false"/>
+              <w:suppressAutoHyphens w:val="true"/>
               <w:spacing w:lineRule="auto" w:line="240" w:before="0" w:after="0"/>
               <w:ind w:hanging="0"/>
               <w:jc w:val="center"/>
@@ -1611,7 +1555,6 @@
             <w:r>
               <w:rPr>
                 <w:color w:val="000000"/>
-                <w:kern w:val="0"/>
               </w:rPr>
             </w:r>
           </w:p>
@@ -1619,6 +1562,7 @@
             <w:pPr>
               <w:pStyle w:val="Normal"/>
               <w:widowControl w:val="false"/>
+              <w:suppressAutoHyphens w:val="true"/>
               <w:spacing w:lineRule="auto" w:line="240" w:before="0" w:after="0"/>
               <w:ind w:hanging="0"/>
               <w:jc w:val="center"/>
@@ -1638,7 +1582,7 @@
             <w:pPr>
               <w:pStyle w:val="Normal"/>
               <w:widowControl w:val="false"/>
-              <w:pBdr/>
+              <w:suppressAutoHyphens w:val="true"/>
               <w:spacing w:lineRule="auto" w:line="240" w:before="0" w:after="0"/>
               <w:ind w:hanging="0"/>
               <w:jc w:val="center"/>
@@ -1665,6 +1609,7 @@
             <w:pPr>
               <w:pStyle w:val="Normal"/>
               <w:widowControl w:val="false"/>
+              <w:suppressAutoHyphens w:val="true"/>
               <w:spacing w:lineRule="auto" w:line="240" w:before="0" w:after="0"/>
               <w:ind w:hanging="0"/>
               <w:jc w:val="center"/>
@@ -1688,6 +1633,7 @@
                 <w:tab w:val="clear" w:pos="720"/>
                 <w:tab w:val="left" w:pos="8130" w:leader="none"/>
               </w:tabs>
+              <w:suppressAutoHyphens w:val="true"/>
               <w:spacing w:lineRule="auto" w:line="240" w:before="0" w:after="0"/>
               <w:ind w:hanging="0"/>
               <w:jc w:val="center"/>
@@ -1698,7 +1644,6 @@
             <w:r>
               <w:rPr>
                 <w:color w:val="000000"/>
-                <w:kern w:val="0"/>
               </w:rPr>
             </w:r>
           </w:p>
@@ -1718,6 +1663,7 @@
             <w:pPr>
               <w:pStyle w:val="Normal"/>
               <w:widowControl w:val="false"/>
+              <w:suppressAutoHyphens w:val="true"/>
               <w:spacing w:lineRule="auto" w:line="240" w:before="0" w:after="0"/>
               <w:ind w:hanging="0"/>
               <w:jc w:val="left"/>
@@ -1728,7 +1674,6 @@
             <w:r>
               <w:rPr>
                 <w:color w:val="000000"/>
-                <w:kern w:val="0"/>
               </w:rPr>
             </w:r>
           </w:p>
@@ -1743,6 +1688,7 @@
             <w:pPr>
               <w:pStyle w:val="Normal"/>
               <w:widowControl w:val="false"/>
+              <w:suppressAutoHyphens w:val="true"/>
               <w:spacing w:lineRule="auto" w:line="240" w:before="0" w:after="0"/>
               <w:ind w:hanging="0"/>
               <w:jc w:val="left"/>
@@ -1753,7 +1699,6 @@
             <w:r>
               <w:rPr>
                 <w:color w:val="000000"/>
-                <w:kern w:val="0"/>
               </w:rPr>
             </w:r>
           </w:p>
@@ -1763,32 +1708,28 @@
     <w:p>
       <w:pPr>
         <w:pStyle w:val="Normal"/>
-        <w:pBdr/>
         <w:spacing w:lineRule="auto" w:line="360"/>
         <w:ind w:hanging="0"/>
         <w:jc w:val="center"/>
         <w:rPr>
           <w:b/>
-          <w:b/>
-          <w:color w:val="000000"/>
-        </w:rPr>
-      </w:pPr>
-      <w:r>
-        <w:rPr>
-          <w:b/>
-          <w:color w:val="000000"/>
-        </w:rPr>
-      </w:r>
-    </w:p>
-    <w:p>
-      <w:pPr>
-        <w:pStyle w:val="Normal"/>
-        <w:pBdr/>
+          <w:color w:val="000000"/>
+        </w:rPr>
+      </w:pPr>
+      <w:r>
+        <w:rPr>
+          <w:b/>
+          <w:color w:val="000000"/>
+        </w:rPr>
+      </w:r>
+    </w:p>
+    <w:p>
+      <w:pPr>
+        <w:pStyle w:val="Normal"/>
         <w:spacing w:lineRule="auto" w:line="360"/>
         <w:ind w:hanging="0"/>
         <w:jc w:val="center"/>
         <w:rPr>
-          <w:b/>
           <w:b/>
           <w:color w:val="000000"/>
         </w:rPr>
@@ -1806,7 +1747,6 @@
         <w:keepNext w:val="true"/>
         <w:keepLines/>
         <w:widowControl/>
-        <w:pBdr/>
         <w:tabs>
           <w:tab w:val="clear" w:pos="720"/>
           <w:tab w:val="left" w:pos="709" w:leader="none"/>
@@ -1841,7 +1781,7 @@
       <w:sdtContent>
         <w:p>
           <w:pPr>
-            <w:pStyle w:val="Sumrio1"/>
+            <w:pStyle w:val="TOC1"/>
             <w:rPr/>
           </w:pPr>
           <w:r>
@@ -1885,13 +1825,13 @@
     </w:p>
     <w:p>
       <w:pPr>
-        <w:pStyle w:val="Ttulo1"/>
+        <w:pStyle w:val="Heading1"/>
         <w:numPr>
           <w:ilvl w:val="0"/>
           <w:numId w:val="1"/>
         </w:numPr>
         <w:spacing w:lineRule="auto" w:line="360"/>
-        <w:ind w:left="0" w:hanging="0"/>
+        <w:ind w:hanging="0" w:left="0"/>
         <w:rPr/>
       </w:pPr>
       <w:bookmarkStart w:id="2" w:name="_Toc119164362"/>
@@ -1921,12 +1861,12 @@
     </w:p>
     <w:p>
       <w:pPr>
-        <w:pStyle w:val="Ttulo2"/>
+        <w:pStyle w:val="Heading2"/>
         <w:numPr>
           <w:ilvl w:val="1"/>
           <w:numId w:val="1"/>
         </w:numPr>
-        <w:ind w:left="578" w:hanging="578"/>
+        <w:ind w:hanging="578" w:left="578"/>
         <w:rPr/>
       </w:pPr>
       <w:bookmarkStart w:id="3" w:name="_Toc119164363"/>
@@ -1943,12 +1883,12 @@
       </w:pPr>
       <w:r>
         <w:rPr/>
-        <w:t>Na Le Parfum, oferecemos mais do que apenas fragrâncias —proporcionamosumaverdadeira viagem no tempo, que começa com as primeiras essências usadas noAntigoEgito, passa pela sofisticação das cortes francesas do século XVII, até chegar àsinovadoras criações dos dias de hoje. O perfume sempre foi um símbolo de luxo, poder eexpressão pessoal, e na nossa loja, você encontrará a mesma excelência que atravessaséculos de história da perfumaria. Com uma curadoria exclusiva de fragrâncias renomadas e de nicho, a Le Parfumoferecearomas que vão além do comum, permitindo que você encontre a essência que refletesuapersonalidade única. Seja para momentos especiais ou para o seu dia a dia, nossasfragrâncias transformam qualquer experiência em algo inesquecível. Entre e descubraopoder de uma assinatura olfativa Na Le Parfum, oferecemos mais do queapenasfragrâncias — proporcionamos uma verdadeira viagem no tempo, que começacomasprimeiras (No Antigo Egito, as essências mais usadas eram mirra e olíbano, essenciaispra mumificação, rituais e oferendas aos deuses. Rolava também cedro, canela, zimbroeo lótus azul em perfumes, remédios e maquiagem. O queridinho era o Kyphi, umamisturapotente de mirra, olíbano, mel, canela e vinho, queimada nos templos.), passapelasofisticação das cortes francesas do século XVII, até chegar às inovadoras criaçõesdosdias de hoje. O perfume sempre foi um símbolo de luxo, poder e expressão pessoal, enanossa loja, você encontrará a mesma excelência que atravessa séculos de históriadaperfumaria. Com uma curadoria exclusiva de fragrâncias renomadas e de nicho, a Le Parfumoferecearomas que vão além do comum, permitindo que você encontre a essência que refletesuapersonalidade única. Seja para momentos especiais ou para o seu dia a dia, nossasfragrâncias transformam qualquer experiência em algo inesquecível. Cada frasco na Le Parfum é uma obra de arte, cuidadosamente selecionada paraquemaprecia qualidade e exclusividade. Ao escolher um perfume, você não estáapenasadquirindo uma fragrância, mas sim um pedaço da história, uma experiência sensorial queacompanha sua jornada pessoal. Com um atendimento personalizado e umaequipe especializada, ajudamos você a encontrar o aroma que mais combina comseuestilodevida e emoções, proporcionando uma imersão única no mundo dos perfumes de luxo. Seja para presentear alguém especial ou para se presentear com uma experiênciaúnica, nossos perfumes de nicho são uma verdadeira expressão de sofisticação. Não importasevocê busca algo envolvente, fresco, floral ou oriental, na Le Parfumtemos opçõesparatodos os gostos e ocasiões, sempre com a qualidade de marcas que são referênciamundial. Além disso, nossos frascos são feitos para impressionar —desde o design( todobomdesign resolve um problema real de forma clara, funcional e emocionalmente impactante, equilibrando forma, função e contexto do usuário). até o toque final, cada detalhe foi pensado para oferecer não só uma fragrânciainesquecível, mas também um item de desejo que você vai adorar exibir. Nãopercaachance de encontrar a sua assinatura olfativa, aquela que vai marcar sua presençaporonde passar. Venha viver essa experiência sensorial conosco. Entre na Le Parfume descubraummundo de fragrâncias que transcendem o tempo e elevam sua essência. única!</w:t>
-      </w:r>
-    </w:p>
-    <w:p>
-      <w:pPr>
-        <w:pStyle w:val="Ttulo1"/>
+        <w:t>Na Le Parfum, oferecemos mais do que apenas fragrâncias —proporcionamos uma verdadeira viagem no tempo, que começa com as primeiras essências usadas no AntigoEgito, passa pela sofisticação das cortes francesas do século XVII, até chegar àsinovadoras criações dos dias de hoje. O perfume sempre foi um símbolo de luxo, poder eexpressão pessoal, e na nossa loja, você encontrará a mesma excelência que atravessaséculos de história da perfumaria. Com uma curadoria exclusiva de fragrâncias renomadas e de nicho, a Le Parfumoferecearomas que vão além do comum, permitindo que você encontre a essência que refletesuapersonalidade única. Seja para momentos especiais ou para o seu dia a dia, nossasfragrâncias transformam qualquer experiência em algo inesquecível. Entre e descubraopoder de uma assinatura olfativa Na Le Parfum, oferecemos mais do queapenasfragrâncias — proporcionamos uma verdadeira viagem no tempo, que começacomasprimeiras (No Antigo Egito, as essências mais usadas eram mirra e olíbano, essenciaispra mumificação, rituais e oferendas aos deuses. Rolava também cedro, canela, zimbroeo lótus azul em perfumes, remédios e maquiagem. O queridinho era o Kyphi, umamisturapotente de mirra, olíbano, mel, canela e vinho, queimada nos templos.), passapelasofisticação das cortes francesas do século XVII, até chegar às inovadoras criaçõesdosdias de hoje. O perfume sempre foi um símbolo de luxo, poder e expressão pessoal, enanossa loja, você encontrará a mesma excelência que atravessa séculos de históriadaperfumaria. Com uma curadoria exclusiva de fragrâncias renomadas e de nicho, a Le Parfumoferecearomas que vão além do comum, permitindo que você encontre a essência que refletesuapersonalidade única. Seja para momentos especiais ou para o seu dia a dia, nossasfragrâncias transformam qualquer experiência em algo inesquecível. Cada frasco na Le Parfum é uma obra de arte, cuidadosamente selecionada paraquemaprecia qualidade e exclusividade. Ao escolher um perfume, você não estáapenasadquirindo uma fragrância, mas sim um pedaço da história, uma experiência sensorial queacompanha sua jornada pessoal. Com um atendimento personalizado e umaequipe especializada, ajudamos você a encontrar o aroma que mais combina comseuestilodevida e emoções, proporcionando uma imersão única no mundo dos perfumes de luxo. Seja para presentear alguém especial ou para se presentear com uma experiênciaúnica, nossos perfumes de nicho são uma verdadeira expressão de sofisticação. Não importasevocê busca algo envolvente, fresco, floral ou oriental, na Le Parfumtemos opçõesparatodos os gostos e ocasiões, sempre com a qualidade de marcas que são referênciamundial. Além disso, nossos frascos são feitos para impressionar —desde o design( todobomdesign resolve um problema real de forma clara, funcional e emocionalmente impactante, equilibrando forma, função e contexto do usuário). até o toque final, cada detalhe foi pensado para oferecer não só uma fragrânciainesquecível, mas também um item de desejo que você vai adorar exibir. Nãopercaachance de encontrar a sua assinatura olfativa, aquela que vai marcar sua presençaporonde passar. Venha viver essa experiência sensorial conosco. Entre na Le Parfume descubraummundo de fragrâncias que transcendem o tempo e elevam sua essência. única!</w:t>
+      </w:r>
+    </w:p>
+    <w:p>
+      <w:pPr>
+        <w:pStyle w:val="Heading1"/>
         <w:spacing w:lineRule="auto" w:line="360"/>
         <w:rPr/>
       </w:pPr>
@@ -2006,7 +1946,6 @@
     <w:p>
       <w:pPr>
         <w:pStyle w:val="Normal"/>
-        <w:pBdr/>
         <w:spacing w:lineRule="auto" w:line="360"/>
         <w:ind w:hanging="0"/>
         <w:rPr>
@@ -2026,7 +1965,6 @@
     <w:p>
       <w:pPr>
         <w:pStyle w:val="Normal"/>
-        <w:pBdr/>
         <w:spacing w:lineRule="auto" w:line="360"/>
         <w:ind w:hanging="0"/>
         <w:rPr>
@@ -2045,7 +1983,7 @@
     </w:p>
     <w:p>
       <w:pPr>
-        <w:pStyle w:val="Ttulo1"/>
+        <w:pStyle w:val="Heading1"/>
         <w:spacing w:lineRule="auto" w:line="360"/>
         <w:rPr>
           <w:sz w:val="22"/>
@@ -2064,7 +2002,6 @@
     <w:p>
       <w:pPr>
         <w:pStyle w:val="Normal"/>
-        <w:pBdr/>
         <w:spacing w:lineRule="auto" w:line="360"/>
         <w:ind w:hanging="0"/>
         <w:rPr>
@@ -2095,11 +2032,9 @@
     <w:p>
       <w:pPr>
         <w:pStyle w:val="Normal"/>
-        <w:pBdr/>
         <w:spacing w:lineRule="auto" w:line="240"/>
-        <w:ind w:left="2127" w:hanging="0"/>
-        <w:rPr>
-          <w:b/>
+        <w:ind w:hanging="0" w:left="2127"/>
+        <w:rPr>
           <w:b/>
           <w:color w:val="000000"/>
           <w:sz w:val="28"/>
@@ -2117,7 +2052,7 @@
     </w:p>
     <w:p>
       <w:pPr>
-        <w:pStyle w:val="Ttulo1"/>
+        <w:pStyle w:val="Heading1"/>
         <w:spacing w:lineRule="auto" w:line="360"/>
         <w:rPr/>
       </w:pPr>
@@ -2133,7 +2068,6 @@
     <w:p>
       <w:pPr>
         <w:pStyle w:val="Normal"/>
-        <w:pBdr/>
         <w:spacing w:lineRule="auto" w:line="360"/>
         <w:ind w:hanging="0"/>
         <w:rPr>
@@ -2154,11 +2088,9 @@
     <w:p>
       <w:pPr>
         <w:pStyle w:val="Normal"/>
-        <w:pBdr/>
         <w:spacing w:lineRule="auto" w:line="360"/>
         <w:ind w:hanging="0"/>
         <w:rPr>
-          <w:b/>
           <w:b/>
           <w:color w:val="000000"/>
           <w:sz w:val="28"/>
@@ -2177,11 +2109,9 @@
     <w:p>
       <w:pPr>
         <w:pStyle w:val="Normal"/>
-        <w:pBdr/>
         <w:spacing w:lineRule="auto" w:line="360"/>
         <w:ind w:hanging="0"/>
         <w:rPr>
-          <w:b/>
           <w:b/>
           <w:color w:val="000000"/>
           <w:sz w:val="28"/>
@@ -2200,11 +2130,9 @@
     <w:p>
       <w:pPr>
         <w:pStyle w:val="Normal"/>
-        <w:pBdr/>
         <w:spacing w:lineRule="auto" w:line="360"/>
         <w:ind w:hanging="0"/>
         <w:rPr>
-          <w:b/>
           <w:b/>
           <w:color w:val="000000"/>
           <w:sz w:val="28"/>
@@ -2222,7 +2150,7 @@
     </w:p>
     <w:p>
       <w:pPr>
-        <w:pStyle w:val="Ttulo1"/>
+        <w:pStyle w:val="Heading1"/>
         <w:spacing w:lineRule="auto" w:line="360"/>
         <w:rPr>
           <w:sz w:val="38"/>
@@ -2249,7 +2177,6 @@
         <w:ind w:hanging="0"/>
         <w:rPr>
           <w:b/>
-          <w:b/>
           <w:color w:val="FF0000"/>
         </w:rPr>
       </w:pPr>
@@ -2266,7 +2193,6 @@
         <w:ind w:hanging="0"/>
         <w:rPr>
           <w:b/>
-          <w:b/>
           <w:color w:val="FF0000"/>
         </w:rPr>
       </w:pPr>
@@ -2279,7 +2205,7 @@
     </w:p>
     <w:p>
       <w:pPr>
-        <w:pStyle w:val="Ttulo2"/>
+        <w:pStyle w:val="Heading2"/>
         <w:spacing w:before="0" w:after="0"/>
         <w:rPr/>
       </w:pPr>
@@ -2327,7 +2253,7 @@
     </w:p>
     <w:p>
       <w:pPr>
-        <w:pStyle w:val="Ttulo2"/>
+        <w:pStyle w:val="Heading2"/>
         <w:spacing w:before="0" w:after="0"/>
         <w:rPr/>
       </w:pPr>
@@ -2337,6 +2263,30 @@
         <w:t>5.1.1 Requisitos funcionais</w:t>
       </w:r>
       <w:bookmarkEnd w:id="9"/>
+    </w:p>
+    <w:p>
+      <w:pPr>
+        <w:pStyle w:val="Normal"/>
+        <w:tabs>
+          <w:tab w:val="clear" w:pos="720"/>
+          <w:tab w:val="left" w:pos="0" w:leader="none"/>
+        </w:tabs>
+        <w:spacing w:lineRule="auto" w:line="360"/>
+        <w:ind w:hanging="0"/>
+        <w:rPr/>
+      </w:pPr>
+      <w:r>
+        <w:rPr/>
+        <w:tab/>
+      </w:r>
+      <w:r>
+        <w:rPr/>
+        <w:t>N</w:t>
+      </w:r>
+      <w:r>
+        <w:rPr/>
+        <w:t>esta seção, serão apresentadas as funcionalidades que o usuário poderá utilizar, bem como os métodos de interação disponíveis. O cumprimento rigoroso destas diretrizes garantirá que o sistema opere de maneira adequada e conforme as solicitações iniciais. Por exemplo, especificaremos quem terá permissão para realizar alterações nos cadastros, além de descrever como será a visualização dessas informações.</w:t>
+      </w:r>
     </w:p>
     <w:p>
       <w:pPr>
@@ -2360,11 +2310,10 @@
     </w:p>
     <w:p>
       <w:pPr>
-        <w:pStyle w:val="Ttulo3"/>
+        <w:pStyle w:val="Heading3"/>
         <w:spacing w:lineRule="auto" w:line="360" w:before="0" w:after="0"/>
         <w:rPr>
           <w:b/>
-          <w:b/>
         </w:rPr>
       </w:pPr>
       <w:bookmarkStart w:id="10" w:name="_Toc119164370"/>
@@ -2395,6 +2344,15 @@
       </w:pPr>
       <w:r>
         <w:rPr/>
+        <w:t xml:space="preserve"> </w:t>
+      </w:r>
+      <w:r>
+        <w:rPr/>
+        <w:t>N</w:t>
+      </w:r>
+      <w:r>
+        <w:rPr/>
+        <w:t>este segmento, serão delineadas as características, medidas de segurança e funcionalidades do sistema. É fundamental que esta parte seja elaborada conforme o planejamento estabelecido, a fim de minimizar erros e garantir que o software seja intuitivo, além de proporcionar um desempenho adequado.</w:t>
         <w:tab/>
       </w:r>
     </w:p>
@@ -2418,7 +2376,6 @@
     <w:p>
       <w:pPr>
         <w:pStyle w:val="Normal"/>
-        <w:pBdr/>
         <w:spacing w:lineRule="auto" w:line="360"/>
         <w:ind w:hanging="0"/>
         <w:rPr>
@@ -2434,7 +2391,6 @@
     <w:p>
       <w:pPr>
         <w:pStyle w:val="Normal"/>
-        <w:pBdr/>
         <w:spacing w:lineRule="auto" w:line="360"/>
         <w:ind w:hanging="0"/>
         <w:rPr>
@@ -2463,7 +2419,6 @@
     <w:p>
       <w:pPr>
         <w:pStyle w:val="Normal"/>
-        <w:pBdr/>
         <w:spacing w:lineRule="auto" w:line="360"/>
         <w:ind w:hanging="0"/>
         <w:rPr>
@@ -2479,7 +2434,6 @@
     <w:p>
       <w:pPr>
         <w:pStyle w:val="Normal"/>
-        <w:pBdr/>
         <w:spacing w:lineRule="auto" w:line="360"/>
         <w:ind w:hanging="0"/>
         <w:rPr>
@@ -2499,7 +2453,6 @@
     <w:p>
       <w:pPr>
         <w:pStyle w:val="Normal"/>
-        <w:pBdr/>
         <w:spacing w:lineRule="auto" w:line="360"/>
         <w:ind w:hanging="0"/>
         <w:rPr>
@@ -2519,7 +2472,6 @@
     <w:p>
       <w:pPr>
         <w:pStyle w:val="Normal"/>
-        <w:pBdr/>
         <w:spacing w:lineRule="auto" w:line="360"/>
         <w:ind w:hanging="0"/>
         <w:rPr>
@@ -2539,7 +2491,6 @@
     <w:p>
       <w:pPr>
         <w:pStyle w:val="Normal"/>
-        <w:pBdr/>
         <w:spacing w:lineRule="auto" w:line="360"/>
         <w:ind w:hanging="0"/>
         <w:rPr>
@@ -2559,7 +2510,6 @@
     <w:p>
       <w:pPr>
         <w:pStyle w:val="Normal"/>
-        <w:pBdr/>
         <w:spacing w:lineRule="auto" w:line="360"/>
         <w:ind w:hanging="0"/>
         <w:rPr>
@@ -2579,7 +2529,6 @@
     <w:p>
       <w:pPr>
         <w:pStyle w:val="Normal"/>
-        <w:pBdr/>
         <w:spacing w:lineRule="auto" w:line="360"/>
         <w:ind w:hanging="0"/>
         <w:rPr>
@@ -2599,7 +2548,6 @@
     <w:p>
       <w:pPr>
         <w:pStyle w:val="Normal"/>
-        <w:pBdr/>
         <w:spacing w:lineRule="auto" w:line="360"/>
         <w:ind w:hanging="0"/>
         <w:rPr>
@@ -2618,7 +2566,7 @@
     </w:p>
     <w:p>
       <w:pPr>
-        <w:pStyle w:val="Ttulo2"/>
+        <w:pStyle w:val="Heading2"/>
         <w:numPr>
           <w:ilvl w:val="1"/>
           <w:numId w:val="2"/>
@@ -2640,22 +2588,54 @@
     <w:p>
       <w:pPr>
         <w:pStyle w:val="Normal"/>
-        <w:pBdr/>
         <w:spacing w:lineRule="auto" w:line="360"/>
         <w:rPr>
           <w:color w:val="000000"/>
-        </w:rPr>
-      </w:pPr>
-      <w:r>
-        <w:rPr>
-          <w:color w:val="000000"/>
-        </w:rPr>
-      </w:r>
-    </w:p>
-    <w:p>
-      <w:pPr>
-        <w:pStyle w:val="Normal"/>
-        <w:pBdr/>
+          <w:lang w:val="pt-PT"/>
+        </w:rPr>
+      </w:pPr>
+      <w:r>
+        <w:rPr>
+          <w:color w:val="000000"/>
+          <w:lang w:val="pt-PT"/>
+        </w:rPr>
+        <w:t xml:space="preserve">De acordo com </w:t>
+      </w:r>
+      <w:r>
+        <w:rPr>
+          <w:rFonts w:ascii="Helvetica" w:hAnsi="Helvetica"/>
+          <w:color w:val="222222"/>
+          <w:shd w:fill="FFFFFF" w:val="clear"/>
+        </w:rPr>
+        <w:t>KHUSID</w:t>
+      </w:r>
+      <w:r>
+        <w:rPr>
+          <w:color w:val="000000"/>
+          <w:lang w:val="pt-PT"/>
+        </w:rPr>
+        <w:t xml:space="preserve"> (2024), o diagrama de contexto exibe todo o sistema de software como um único processo e demonstra a interação das entidades extenas com o sistema. O diagrama pode ajudar analistas de negócios e demais interessados no projeto, a vislumbrar o projeto como um todo, assim, os gerentes podem realizar os apontamentos necessários, antes mesmo do início do projeto.</w:t>
+      </w:r>
+    </w:p>
+    <w:p>
+      <w:pPr>
+        <w:pStyle w:val="Normal"/>
+        <w:spacing w:lineRule="auto" w:line="360"/>
+        <w:rPr>
+          <w:color w:val="000000"/>
+          <w:lang w:val="pt-PT"/>
+        </w:rPr>
+      </w:pPr>
+      <w:r>
+        <w:rPr>
+          <w:lang w:val="pt-PT"/>
+        </w:rPr>
+        <w:t>As principais vantagens do diagrama de contexto são “uma visão geral visual de um plano ou escopo do projeto”, a fácil identificação de erros, bem como a possibilidade de edição, inserção e remoção de elementos do diagrama. Outra vantagem é que os times podem personalizar o diagrama com formas e cores de sua preferência, não requerendo conhecimento técnico ou experiência em programação, para sua criação.</w:t>
+      </w:r>
+    </w:p>
+    <w:p>
+      <w:pPr>
+        <w:pStyle w:val="Normal"/>
         <w:spacing w:lineRule="auto" w:line="360"/>
         <w:ind w:firstLine="141"/>
         <w:rPr>
@@ -2663,72 +2643,32 @@
         </w:rPr>
       </w:pPr>
       <w:r>
-        <w:rPr>
-          <w:color w:val="000000"/>
-        </w:rPr>
-      </w:r>
-    </w:p>
-    <w:p>
-      <w:pPr>
-        <w:pStyle w:val="Normal"/>
-        <w:ind w:hanging="0"/>
-        <w:rPr>
-          <w:color w:val="000000"/>
-          <w:sz w:val="20"/>
-          <w:szCs w:val="20"/>
-          <w:lang w:val="pt-BR"/>
-        </w:rPr>
-      </w:pPr>
-      <w:r>
-        <w:rPr>
-          <w:b/>
-          <w:sz w:val="20"/>
-          <w:szCs w:val="20"/>
-        </w:rPr>
-        <w:t>Fonte: O autor, 202</w:t>
-      </w:r>
-      <w:r>
-        <w:rPr>
-          <w:b/>
-          <w:sz w:val="20"/>
-          <w:szCs w:val="20"/>
-          <w:lang w:val="pt-BR"/>
-        </w:rPr>
-        <w:t>6</w:t>
-      </w:r>
-    </w:p>
-    <w:p>
-      <w:pPr>
-        <w:pStyle w:val="Normal"/>
-        <w:rPr/>
-      </w:pPr>
-      <w:r>
-        <w:rPr/>
-      </w:r>
-    </w:p>
-    <w:p>
-      <w:pPr>
-        <w:pStyle w:val="Normal"/>
-        <w:ind w:hanging="0"/>
-        <w:rPr/>
-      </w:pPr>
-      <w:r>
-        <w:rPr/>
-      </w:r>
-    </w:p>
-    <w:p>
-      <w:pPr>
-        <w:pStyle w:val="Normal"/>
-        <w:ind w:hanging="0"/>
-        <w:rPr/>
-      </w:pPr>
-      <w:r>
-        <w:rPr/>
-      </w:r>
-    </w:p>
-    <w:p>
-      <w:pPr>
-        <w:pStyle w:val="Ttulo2"/>
+        <w:rPr/>
+      </w:r>
+    </w:p>
+    <w:p>
+      <w:pPr>
+        <w:pStyle w:val="Normal"/>
+        <w:ind w:hanging="0"/>
+        <w:rPr/>
+      </w:pPr>
+      <w:r>
+        <w:rPr/>
+      </w:r>
+    </w:p>
+    <w:p>
+      <w:pPr>
+        <w:pStyle w:val="Normal"/>
+        <w:ind w:hanging="0"/>
+        <w:rPr/>
+      </w:pPr>
+      <w:r>
+        <w:rPr/>
+      </w:r>
+    </w:p>
+    <w:p>
+      <w:pPr>
+        <w:pStyle w:val="Heading2"/>
         <w:numPr>
           <w:ilvl w:val="1"/>
           <w:numId w:val="2"/>
@@ -2745,18 +2685,55 @@
     <w:p>
       <w:pPr>
         <w:pStyle w:val="Normal"/>
-        <w:ind w:hanging="0"/>
-        <w:rPr/>
-      </w:pPr>
-      <w:r>
-        <w:rPr/>
-      </w:r>
-    </w:p>
-    <w:p>
-      <w:pPr>
-        <w:pStyle w:val="Normal"/>
-        <w:rPr>
-          <w:b/>
+        <w:spacing w:lineRule="auto" w:line="360"/>
+        <w:ind w:firstLine="720"/>
+        <w:rPr>
+          <w:lang w:val="pt-PT"/>
+        </w:rPr>
+      </w:pPr>
+      <w:r>
+        <w:rPr>
+          <w:lang w:val="pt-PT"/>
+        </w:rPr>
+        <w:t>Uma das ferramentas indispensáveis no projeto de desenvolvimento de um projeto de sistemas de informação é o Diagrama de Fluxo de Dados (DFD). Através dele é possível apresentar a estrutura do sistema, ou seja, os processos e funções do sistema e os dados que interligam esses processos. Ainda assim, em que pese ele apresente o funcionamento do sistema, ele não exibe como isso é feito (CLAUDIA, 2024).</w:t>
+      </w:r>
+    </w:p>
+    <w:p>
+      <w:pPr>
+        <w:pStyle w:val="Normal"/>
+        <w:spacing w:lineRule="auto" w:line="360"/>
+        <w:ind w:firstLine="720"/>
+        <w:rPr>
+          <w:lang w:val="pt-PT"/>
+        </w:rPr>
+      </w:pPr>
+      <w:r>
+        <w:rPr>
+          <w:lang w:val="pt-PT"/>
+        </w:rPr>
+        <w:t xml:space="preserve">Segundo CLAUDIA (2024), para elaborar o Diagrama de Fluxo de dados, são utilizados quatro símbolos que possibilitam o debate e demonstração de todo o processo ao usuário, sem a necessidade de implementação e demonstração da sua fluência. Complementando, GROW (2024) dispõe que esses símbolos podem ser reângulos, círculos e flexas, bem como rótulos de textos suscintos, que visam demonstrar “entradas e saídas de dados, pontos de armazenamento e as rotas entre cada destino”. </w:t>
+      </w:r>
+    </w:p>
+    <w:p>
+      <w:pPr>
+        <w:pStyle w:val="Normal"/>
+        <w:spacing w:lineRule="auto" w:line="360"/>
+        <w:ind w:firstLine="720"/>
+        <w:rPr>
+          <w:lang w:val="pt-PT"/>
+        </w:rPr>
+      </w:pPr>
+      <w:r>
+        <w:rPr>
+          <w:lang w:val="pt-PT"/>
+        </w:rPr>
+        <w:t>O fluxograma de dados mapeia o fluxo das informações, podendo ser um resumo simples, inclusive um desenho à mão, ou mais profundo e com níveis diversos. Também pode ser utilizado para analisar um sistema já definido ou para a criação de um sistema novo. Ele ainda possibilita a apresentação de um processo visualmente, especialmente quando se torna difícil explicar em palavras, sendo de fácil apresentação para o público técnico e não técnico (GROW, 2024).</w:t>
+      </w:r>
+    </w:p>
+    <w:p>
+      <w:pPr>
+        <w:pStyle w:val="Normal"/>
+        <w:rPr>
           <w:b/>
           <w:sz w:val="20"/>
           <w:szCs w:val="20"/>
@@ -2790,7 +2767,6 @@
         <w:pStyle w:val="Normal"/>
         <w:rPr>
           <w:b/>
-          <w:b/>
           <w:sz w:val="20"/>
           <w:szCs w:val="20"/>
         </w:rPr>
@@ -2808,7 +2784,6 @@
         <w:pStyle w:val="Normal"/>
         <w:rPr>
           <w:b/>
-          <w:b/>
           <w:sz w:val="20"/>
           <w:szCs w:val="20"/>
         </w:rPr>
@@ -2826,7 +2801,6 @@
         <w:pStyle w:val="Normal"/>
         <w:rPr>
           <w:b/>
-          <w:b/>
           <w:sz w:val="20"/>
           <w:szCs w:val="20"/>
         </w:rPr>
@@ -2844,7 +2818,6 @@
         <w:pStyle w:val="Normal"/>
         <w:rPr>
           <w:b/>
-          <w:b/>
           <w:sz w:val="20"/>
           <w:szCs w:val="20"/>
         </w:rPr>
@@ -2862,7 +2835,6 @@
         <w:pStyle w:val="Normal"/>
         <w:rPr>
           <w:b/>
-          <w:b/>
           <w:sz w:val="20"/>
           <w:szCs w:val="20"/>
         </w:rPr>
@@ -2880,7 +2852,6 @@
         <w:pStyle w:val="Normal"/>
         <w:rPr>
           <w:b/>
-          <w:b/>
           <w:sz w:val="20"/>
           <w:szCs w:val="20"/>
         </w:rPr>
@@ -2898,7 +2869,6 @@
         <w:pStyle w:val="Normal"/>
         <w:rPr>
           <w:b/>
-          <w:b/>
           <w:sz w:val="20"/>
           <w:szCs w:val="20"/>
         </w:rPr>
@@ -2916,7 +2886,6 @@
         <w:pStyle w:val="Normal"/>
         <w:rPr>
           <w:b/>
-          <w:b/>
           <w:sz w:val="20"/>
           <w:szCs w:val="20"/>
         </w:rPr>
@@ -2934,7 +2903,6 @@
         <w:pStyle w:val="Normal"/>
         <w:rPr>
           <w:b/>
-          <w:b/>
           <w:sz w:val="20"/>
           <w:szCs w:val="20"/>
         </w:rPr>
@@ -2949,12 +2917,12 @@
     </w:p>
     <w:p>
       <w:pPr>
-        <w:pStyle w:val="Ttulo2"/>
+        <w:pStyle w:val="Heading2"/>
         <w:numPr>
           <w:ilvl w:val="1"/>
           <w:numId w:val="2"/>
         </w:numPr>
-        <w:ind w:left="578" w:hanging="578"/>
+        <w:ind w:hanging="578" w:left="578"/>
         <w:rPr/>
       </w:pPr>
       <w:bookmarkStart w:id="13" w:name="_Toc119164373"/>
@@ -2967,6 +2935,74 @@
     <w:p>
       <w:pPr>
         <w:pStyle w:val="Normal"/>
+        <w:spacing w:lineRule="auto" w:line="360"/>
+        <w:ind w:firstLine="720"/>
+        <w:rPr/>
+      </w:pPr>
+      <w:r>
+        <w:rPr/>
+        <w:t>O Diagrama de Entidade e Relacionamento (ER), conforme explicado por GROW (2024), é uma das espécies de fluxograma utilizados para ilustrar o relacionamento das entidades dentro de um sistema. Comumente aplicados na projeção ou depuração de dados relacionais nas áreas de Engenharia de Software, os Diagramas ER, também conhecidos como DERs ou modelos ER, utilizam diversos símbolos, “como retângulos, diamantes, ovais e linhas de conexão”, os quais representam a ligação entre as entidades, os relacionamentos e os atributos.</w:t>
+      </w:r>
+    </w:p>
+    <w:p>
+      <w:pPr>
+        <w:pStyle w:val="Normal"/>
+        <w:spacing w:lineRule="auto" w:line="360"/>
+        <w:ind w:firstLine="720"/>
+        <w:rPr/>
+      </w:pPr>
+      <w:r>
+        <w:rPr/>
+        <w:drawing>
+          <wp:anchor behindDoc="0" distT="0" distB="0" distL="0" distR="0" simplePos="0" locked="0" layoutInCell="0" allowOverlap="1" relativeHeight="3">
+            <wp:simplePos x="0" y="0"/>
+            <wp:positionH relativeFrom="column">
+              <wp:align>center</wp:align>
+            </wp:positionH>
+            <wp:positionV relativeFrom="paragraph">
+              <wp:posOffset>635</wp:posOffset>
+            </wp:positionV>
+            <wp:extent cx="4382135" cy="6934835"/>
+            <wp:effectExtent l="0" t="0" r="0" b="0"/>
+            <wp:wrapSquare wrapText="largest"/>
+            <wp:docPr id="1" name="Figura2" descr=""/>
+            <wp:cNvGraphicFramePr>
+              <a:graphicFrameLocks xmlns:a="http://schemas.openxmlformats.org/drawingml/2006/main" noChangeAspect="1"/>
+            </wp:cNvGraphicFramePr>
+            <a:graphic xmlns:a="http://schemas.openxmlformats.org/drawingml/2006/main">
+              <a:graphicData uri="http://schemas.openxmlformats.org/drawingml/2006/picture">
+                <pic:pic xmlns:pic="http://schemas.openxmlformats.org/drawingml/2006/picture">
+                  <pic:nvPicPr>
+                    <pic:cNvPr id="1" name="Figura2" descr=""/>
+                    <pic:cNvPicPr>
+                      <a:picLocks noChangeAspect="1" noChangeArrowheads="1"/>
+                    </pic:cNvPicPr>
+                  </pic:nvPicPr>
+                  <pic:blipFill>
+                    <a:blip r:embed="rId2"/>
+                    <a:stretch>
+                      <a:fillRect/>
+                    </a:stretch>
+                  </pic:blipFill>
+                  <pic:spPr bwMode="auto">
+                    <a:xfrm>
+                      <a:off x="0" y="0"/>
+                      <a:ext cx="4382135" cy="6934835"/>
+                    </a:xfrm>
+                    <a:prstGeom prst="rect">
+                      <a:avLst/>
+                    </a:prstGeom>
+                  </pic:spPr>
+                </pic:pic>
+              </a:graphicData>
+            </a:graphic>
+          </wp:anchor>
+        </w:drawing>
+      </w:r>
+    </w:p>
+    <w:p>
+      <w:pPr>
+        <w:pStyle w:val="Normal"/>
         <w:ind w:hanging="0"/>
         <w:rPr/>
       </w:pPr>
@@ -2986,6 +3022,89 @@
         <w:rPr/>
         <w:t xml:space="preserve"> </w:t>
       </w:r>
+    </w:p>
+    <w:p>
+      <w:pPr>
+        <w:pStyle w:val="Normal"/>
+        <w:tabs>
+          <w:tab w:val="clear" w:pos="720"/>
+          <w:tab w:val="left" w:pos="0" w:leader="none"/>
+        </w:tabs>
+        <w:ind w:hanging="0"/>
+        <w:rPr/>
+      </w:pPr>
+      <w:r>
+        <w:rPr/>
+      </w:r>
+    </w:p>
+    <w:p>
+      <w:pPr>
+        <w:pStyle w:val="Normal"/>
+        <w:tabs>
+          <w:tab w:val="clear" w:pos="720"/>
+          <w:tab w:val="left" w:pos="0" w:leader="none"/>
+        </w:tabs>
+        <w:ind w:hanging="0"/>
+        <w:rPr/>
+      </w:pPr>
+      <w:r>
+        <w:rPr/>
+      </w:r>
+    </w:p>
+    <w:p>
+      <w:pPr>
+        <w:pStyle w:val="Normal"/>
+        <w:tabs>
+          <w:tab w:val="clear" w:pos="720"/>
+          <w:tab w:val="left" w:pos="0" w:leader="none"/>
+        </w:tabs>
+        <w:ind w:hanging="0"/>
+        <w:rPr/>
+      </w:pPr>
+      <w:r>
+        <w:rPr/>
+      </w:r>
+    </w:p>
+    <w:p>
+      <w:pPr>
+        <w:pStyle w:val="Heading2"/>
+        <w:numPr>
+          <w:ilvl w:val="0"/>
+          <w:numId w:val="0"/>
+        </w:numPr>
+        <w:ind w:hanging="0" w:left="578"/>
+        <w:rPr/>
+      </w:pPr>
+      <w:bookmarkStart w:id="14" w:name="_Toc119164374"/>
+      <w:r>
+        <w:rPr/>
+        <w:t>Dicionário de Dados</w:t>
+      </w:r>
+      <w:bookmarkEnd w:id="14"/>
+    </w:p>
+    <w:p>
+      <w:pPr>
+        <w:pStyle w:val="Normal"/>
+        <w:tabs>
+          <w:tab w:val="clear" w:pos="720"/>
+          <w:tab w:val="left" w:pos="0" w:leader="none"/>
+        </w:tabs>
+        <w:spacing w:lineRule="auto" w:line="360" w:before="240" w:after="0"/>
+        <w:ind w:hanging="0"/>
+        <w:rPr/>
+      </w:pPr>
+      <w:r>
+        <w:rPr/>
+      </w:r>
+    </w:p>
+    <w:p>
+      <w:pPr>
+        <w:pStyle w:val="Normal"/>
+        <w:ind w:hanging="0"/>
+        <w:rPr>
+          <w:lang w:val="pt-BR"/>
+        </w:rPr>
+      </w:pPr>
       <w:r>
         <w:rPr>
           <w:b/>
@@ -3007,176 +3126,76 @@
     <w:p>
       <w:pPr>
         <w:pStyle w:val="Normal"/>
-        <w:tabs>
-          <w:tab w:val="clear" w:pos="720"/>
-          <w:tab w:val="left" w:pos="0" w:leader="none"/>
-        </w:tabs>
-        <w:ind w:hanging="0"/>
-        <w:rPr/>
-      </w:pPr>
-      <w:r>
-        <w:rPr/>
-      </w:r>
-    </w:p>
-    <w:p>
-      <w:pPr>
-        <w:pStyle w:val="Normal"/>
-        <w:tabs>
-          <w:tab w:val="clear" w:pos="720"/>
-          <w:tab w:val="left" w:pos="0" w:leader="none"/>
-        </w:tabs>
-        <w:ind w:hanging="0"/>
-        <w:rPr/>
-      </w:pPr>
-      <w:r>
-        <w:rPr/>
-      </w:r>
-    </w:p>
-    <w:p>
-      <w:pPr>
-        <w:pStyle w:val="Normal"/>
-        <w:tabs>
-          <w:tab w:val="clear" w:pos="720"/>
-          <w:tab w:val="left" w:pos="0" w:leader="none"/>
-        </w:tabs>
-        <w:ind w:hanging="0"/>
-        <w:rPr/>
-      </w:pPr>
-      <w:r>
-        <w:rPr/>
-      </w:r>
-    </w:p>
-    <w:p>
-      <w:pPr>
-        <w:pStyle w:val="Ttulo2"/>
-        <w:numPr>
-          <w:ilvl w:val="1"/>
-          <w:numId w:val="2"/>
-        </w:numPr>
-        <w:ind w:left="578" w:hanging="578"/>
-        <w:rPr/>
-      </w:pPr>
-      <w:bookmarkStart w:id="14" w:name="_Toc119164374"/>
-      <w:r>
-        <w:rPr/>
-        <w:t>Dicionário de Dados</w:t>
-      </w:r>
-      <w:bookmarkEnd w:id="14"/>
-    </w:p>
-    <w:p>
-      <w:pPr>
-        <w:pStyle w:val="Normal"/>
-        <w:tabs>
-          <w:tab w:val="clear" w:pos="720"/>
-          <w:tab w:val="left" w:pos="0" w:leader="none"/>
-        </w:tabs>
-        <w:spacing w:lineRule="auto" w:line="360" w:before="240" w:after="0"/>
-        <w:ind w:hanging="0"/>
-        <w:rPr/>
-      </w:pPr>
-      <w:r>
-        <w:rPr/>
-      </w:r>
-    </w:p>
-    <w:p>
-      <w:pPr>
-        <w:pStyle w:val="Normal"/>
-        <w:ind w:hanging="0"/>
-        <w:rPr>
-          <w:lang w:val="pt-BR"/>
-        </w:rPr>
-      </w:pPr>
-      <w:r>
-        <w:rPr>
-          <w:b/>
-          <w:sz w:val="20"/>
-          <w:szCs w:val="20"/>
-        </w:rPr>
-        <w:t>Fonte: O autor, 202</w:t>
-      </w:r>
-      <w:r>
-        <w:rPr>
-          <w:b/>
-          <w:sz w:val="20"/>
-          <w:szCs w:val="20"/>
-          <w:lang w:val="pt-BR"/>
-        </w:rPr>
-        <w:t>6</w:t>
-      </w:r>
-    </w:p>
-    <w:p>
-      <w:pPr>
-        <w:pStyle w:val="Normal"/>
-        <w:ind w:hanging="0"/>
-        <w:rPr/>
-      </w:pPr>
-      <w:r>
-        <w:rPr/>
-      </w:r>
-    </w:p>
-    <w:p>
-      <w:pPr>
-        <w:pStyle w:val="Normal"/>
-        <w:ind w:hanging="0"/>
-        <w:rPr/>
-      </w:pPr>
-      <w:r>
-        <w:rPr/>
-      </w:r>
-    </w:p>
-    <w:p>
-      <w:pPr>
-        <w:pStyle w:val="Normal"/>
-        <w:ind w:hanging="0"/>
-        <w:rPr/>
-      </w:pPr>
-      <w:r>
-        <w:rPr/>
-      </w:r>
-    </w:p>
-    <w:p>
-      <w:pPr>
-        <w:pStyle w:val="Normal"/>
-        <w:ind w:hanging="0"/>
-        <w:rPr/>
-      </w:pPr>
-      <w:r>
-        <w:rPr/>
-      </w:r>
-    </w:p>
-    <w:p>
-      <w:pPr>
-        <w:pStyle w:val="Normal"/>
-        <w:ind w:hanging="0"/>
-        <w:rPr/>
-      </w:pPr>
-      <w:r>
-        <w:rPr/>
-      </w:r>
-    </w:p>
-    <w:p>
-      <w:pPr>
-        <w:pStyle w:val="Normal"/>
-        <w:ind w:hanging="0"/>
-        <w:rPr/>
-      </w:pPr>
-      <w:r>
-        <w:rPr/>
-      </w:r>
-    </w:p>
-    <w:p>
-      <w:pPr>
-        <w:pStyle w:val="Normal"/>
-        <w:ind w:hanging="0"/>
-        <w:rPr/>
-      </w:pPr>
-      <w:r>
-        <w:rPr/>
-      </w:r>
-    </w:p>
-    <w:p>
-      <w:pPr>
-        <w:pStyle w:val="Ttulo2"/>
+        <w:ind w:hanging="0"/>
+        <w:rPr/>
+      </w:pPr>
+      <w:r>
+        <w:rPr/>
+      </w:r>
+    </w:p>
+    <w:p>
+      <w:pPr>
+        <w:pStyle w:val="Normal"/>
+        <w:ind w:hanging="0"/>
+        <w:rPr/>
+      </w:pPr>
+      <w:r>
+        <w:rPr/>
+      </w:r>
+    </w:p>
+    <w:p>
+      <w:pPr>
+        <w:pStyle w:val="Normal"/>
+        <w:ind w:hanging="0"/>
+        <w:rPr/>
+      </w:pPr>
+      <w:r>
+        <w:rPr/>
+      </w:r>
+    </w:p>
+    <w:p>
+      <w:pPr>
+        <w:pStyle w:val="Normal"/>
+        <w:ind w:hanging="0"/>
+        <w:rPr/>
+      </w:pPr>
+      <w:r>
+        <w:rPr/>
+      </w:r>
+    </w:p>
+    <w:p>
+      <w:pPr>
+        <w:pStyle w:val="Normal"/>
+        <w:ind w:hanging="0"/>
+        <w:rPr/>
+      </w:pPr>
+      <w:r>
+        <w:rPr/>
+      </w:r>
+    </w:p>
+    <w:p>
+      <w:pPr>
+        <w:pStyle w:val="Normal"/>
+        <w:ind w:hanging="0"/>
+        <w:rPr/>
+      </w:pPr>
+      <w:r>
+        <w:rPr/>
+      </w:r>
+    </w:p>
+    <w:p>
+      <w:pPr>
+        <w:pStyle w:val="Normal"/>
+        <w:ind w:hanging="0"/>
+        <w:rPr/>
+      </w:pPr>
+      <w:r>
+        <w:rPr/>
+      </w:r>
+    </w:p>
+    <w:p>
+      <w:pPr>
+        <w:pStyle w:val="Heading2"/>
         <w:numPr>
           <w:ilvl w:val="1"/>
           <w:numId w:val="3"/>
@@ -3197,9 +3216,8 @@
           <w:tab w:val="clear" w:pos="720"/>
           <w:tab w:val="left" w:pos="-5" w:leader="none"/>
         </w:tabs>
-        <w:ind w:left="720" w:hanging="861"/>
-        <w:rPr>
-          <w:b/>
+        <w:ind w:hanging="861" w:left="720"/>
+        <w:rPr>
           <w:b/>
           <w:sz w:val="20"/>
           <w:szCs w:val="20"/>
@@ -3233,9 +3251,8 @@
           <w:tab w:val="clear" w:pos="720"/>
           <w:tab w:val="left" w:pos="-5" w:leader="none"/>
         </w:tabs>
-        <w:ind w:left="720" w:hanging="861"/>
-        <w:rPr>
-          <w:b/>
+        <w:ind w:hanging="861" w:left="720"/>
+        <w:rPr>
           <w:b/>
           <w:sz w:val="20"/>
           <w:szCs w:val="20"/>
@@ -3256,9 +3273,8 @@
           <w:tab w:val="clear" w:pos="720"/>
           <w:tab w:val="left" w:pos="-5" w:leader="none"/>
         </w:tabs>
-        <w:ind w:left="720" w:hanging="861"/>
-        <w:rPr>
-          <w:b/>
+        <w:ind w:hanging="861" w:left="720"/>
+        <w:rPr>
           <w:b/>
           <w:sz w:val="20"/>
           <w:szCs w:val="20"/>
@@ -3279,9 +3295,8 @@
           <w:tab w:val="clear" w:pos="720"/>
           <w:tab w:val="left" w:pos="-5" w:leader="none"/>
         </w:tabs>
-        <w:ind w:left="720" w:hanging="861"/>
-        <w:rPr>
-          <w:b/>
+        <w:ind w:hanging="861" w:left="720"/>
+        <w:rPr>
           <w:b/>
           <w:sz w:val="20"/>
           <w:szCs w:val="20"/>
@@ -3302,7 +3317,7 @@
           <w:tab w:val="clear" w:pos="720"/>
           <w:tab w:val="left" w:pos="-5" w:leader="none"/>
         </w:tabs>
-        <w:ind w:left="720" w:hanging="861"/>
+        <w:ind w:hanging="861" w:left="720"/>
         <w:rPr/>
       </w:pPr>
       <w:r>
@@ -3351,7 +3366,7 @@
     </w:p>
     <w:p>
       <w:pPr>
-        <w:pStyle w:val="Ttulo3"/>
+        <w:pStyle w:val="Heading3"/>
         <w:numPr>
           <w:ilvl w:val="2"/>
           <w:numId w:val="3"/>
@@ -3371,18 +3386,17 @@
         <w:ind w:hanging="0"/>
         <w:rPr>
           <w:b/>
-          <w:b/>
-        </w:rPr>
-      </w:pPr>
-      <w:r>
-        <w:rPr>
-          <w:b/>
-        </w:rPr>
-      </w:r>
-    </w:p>
-    <w:p>
-      <w:pPr>
-        <w:pStyle w:val="Ttulo3"/>
+        </w:rPr>
+      </w:pPr>
+      <w:r>
+        <w:rPr>
+          <w:b/>
+        </w:rPr>
+      </w:r>
+    </w:p>
+    <w:p>
+      <w:pPr>
+        <w:pStyle w:val="Heading3"/>
         <w:numPr>
           <w:ilvl w:val="2"/>
           <w:numId w:val="3"/>
@@ -3408,18 +3422,17 @@
         <w:ind w:hanging="0"/>
         <w:rPr>
           <w:b/>
-          <w:b/>
-        </w:rPr>
-      </w:pPr>
-      <w:r>
-        <w:rPr>
-          <w:b/>
-        </w:rPr>
-      </w:r>
-    </w:p>
-    <w:p>
-      <w:pPr>
-        <w:pStyle w:val="Ttulo3"/>
+        </w:rPr>
+      </w:pPr>
+      <w:r>
+        <w:rPr>
+          <w:b/>
+        </w:rPr>
+      </w:r>
+    </w:p>
+    <w:p>
+      <w:pPr>
+        <w:pStyle w:val="Heading3"/>
         <w:numPr>
           <w:ilvl w:val="2"/>
           <w:numId w:val="3"/>
@@ -3465,7 +3478,7 @@
     </w:p>
     <w:p>
       <w:pPr>
-        <w:pStyle w:val="Ttulo3"/>
+        <w:pStyle w:val="Heading3"/>
         <w:numPr>
           <w:ilvl w:val="2"/>
           <w:numId w:val="3"/>
@@ -3493,26 +3506,26 @@
           <w:tab w:val="clear" w:pos="720"/>
           <w:tab w:val="left" w:pos="709" w:leader="none"/>
         </w:tabs>
-        <w:ind w:left="720" w:hanging="0"/>
-        <w:rPr/>
-      </w:pPr>
-      <w:r>
-        <w:rPr/>
-      </w:r>
-    </w:p>
-    <w:p>
-      <w:pPr>
-        <w:pStyle w:val="Normal"/>
-        <w:ind w:hanging="0"/>
-        <w:rPr/>
-      </w:pPr>
-      <w:r>
-        <w:rPr/>
-      </w:r>
-    </w:p>
-    <w:p>
-      <w:pPr>
-        <w:pStyle w:val="Ttulo3"/>
+        <w:ind w:hanging="0" w:left="720"/>
+        <w:rPr/>
+      </w:pPr>
+      <w:r>
+        <w:rPr/>
+      </w:r>
+    </w:p>
+    <w:p>
+      <w:pPr>
+        <w:pStyle w:val="Normal"/>
+        <w:ind w:hanging="0"/>
+        <w:rPr/>
+      </w:pPr>
+      <w:r>
+        <w:rPr/>
+      </w:r>
+    </w:p>
+    <w:p>
+      <w:pPr>
+        <w:pStyle w:val="Heading3"/>
         <w:numPr>
           <w:ilvl w:val="2"/>
           <w:numId w:val="3"/>
@@ -3564,12 +3577,12 @@
     </w:p>
     <w:p>
       <w:pPr>
-        <w:pStyle w:val="Ttulo2"/>
+        <w:pStyle w:val="Heading2"/>
         <w:numPr>
           <w:ilvl w:val="1"/>
           <w:numId w:val="3"/>
         </w:numPr>
-        <w:ind w:left="578" w:hanging="578"/>
+        <w:ind w:hanging="578" w:left="578"/>
         <w:rPr/>
       </w:pPr>
       <w:bookmarkStart w:id="26" w:name="_Toc119164381"/>
@@ -3578,6 +3591,122 @@
         <w:t>Diagrama de Classe</w:t>
       </w:r>
       <w:bookmarkEnd w:id="26"/>
+    </w:p>
+    <w:p>
+      <w:pPr>
+        <w:pStyle w:val="Normal"/>
+        <w:ind w:hanging="578" w:left="578"/>
+        <w:rPr/>
+      </w:pPr>
+      <w:r>
+        <w:rPr/>
+        <w:t xml:space="preserve">Um </w:t>
+      </w:r>
+      <w:r>
+        <w:rPr>
+          <w:rStyle w:val="Strong"/>
+          <w:rFonts w:ascii="Google Sans;Arial;sans-serif" w:hAnsi="Google Sans;Arial;sans-serif"/>
+          <w:b/>
+          <w:strike w:val="false"/>
+          <w:dstrike w:val="false"/>
+          <w:sz w:val="24"/>
+          <w:u w:val="none"/>
+          <w:effect w:val="none"/>
+        </w:rPr>
+        <w:t>diagrama de classes</w:t>
+      </w:r>
+      <w:r>
+        <w:rPr/>
+        <w:t xml:space="preserve"> é um modelo visual que descreve a </w:t>
+      </w:r>
+      <w:r>
+        <w:rPr>
+          <w:rStyle w:val="Strong"/>
+          <w:rFonts w:ascii="Google Sans;Arial;sans-serif" w:hAnsi="Google Sans;Arial;sans-serif"/>
+          <w:b/>
+          <w:strike w:val="false"/>
+          <w:dstrike w:val="false"/>
+          <w:sz w:val="24"/>
+          <w:u w:val="none"/>
+          <w:effect w:val="none"/>
+        </w:rPr>
+        <w:t>estrutura estática de um sistema de software</w:t>
+      </w:r>
+      <w:r>
+        <w:rPr/>
+        <w:t xml:space="preserve">, mapeando suas classes, atributos, métodos e as relações entre elas. Ele é o diagrama mais popular e fundamental da </w:t>
+      </w:r>
+      <w:r>
+        <w:rPr>
+          <w:rFonts w:ascii="Google Sans;Arial;sans-serif" w:hAnsi="Google Sans;Arial;sans-serif"/>
+          <w:b w:val="false"/>
+          <w:strike w:val="false"/>
+          <w:dstrike w:val="false"/>
+          <w:sz w:val="24"/>
+          <w:u w:val="none"/>
+          <w:effect w:val="none"/>
+        </w:rPr>
+        <w:t>Linguagem de Modelagem Unificada (UML)</w:t>
+      </w:r>
+      <w:r>
+        <w:rPr/>
+        <w:t>, servindo como o "mapa estrutural" para desenvolvedores criarem o código na programação orientada a objetos.</w:t>
+      </w:r>
+    </w:p>
+    <w:p>
+      <w:pPr>
+        <w:pStyle w:val="Normal"/>
+        <w:ind w:hanging="578" w:left="578"/>
+        <w:rPr/>
+      </w:pPr>
+      <w:r>
+        <w:rPr/>
+        <w:drawing>
+          <wp:anchor behindDoc="0" distT="0" distB="0" distL="0" distR="0" simplePos="0" locked="0" layoutInCell="0" allowOverlap="1" relativeHeight="2">
+            <wp:simplePos x="0" y="0"/>
+            <wp:positionH relativeFrom="column">
+              <wp:align>center</wp:align>
+            </wp:positionH>
+            <wp:positionV relativeFrom="paragraph">
+              <wp:posOffset>635</wp:posOffset>
+            </wp:positionV>
+            <wp:extent cx="5760085" cy="5751830"/>
+            <wp:effectExtent l="0" t="0" r="0" b="0"/>
+            <wp:wrapSquare wrapText="largest"/>
+            <wp:docPr id="2" name="Figura1" descr=""/>
+            <wp:cNvGraphicFramePr>
+              <a:graphicFrameLocks xmlns:a="http://schemas.openxmlformats.org/drawingml/2006/main" noChangeAspect="1"/>
+            </wp:cNvGraphicFramePr>
+            <a:graphic xmlns:a="http://schemas.openxmlformats.org/drawingml/2006/main">
+              <a:graphicData uri="http://schemas.openxmlformats.org/drawingml/2006/picture">
+                <pic:pic xmlns:pic="http://schemas.openxmlformats.org/drawingml/2006/picture">
+                  <pic:nvPicPr>
+                    <pic:cNvPr id="2" name="Figura1" descr=""/>
+                    <pic:cNvPicPr>
+                      <a:picLocks noChangeAspect="1" noChangeArrowheads="1"/>
+                    </pic:cNvPicPr>
+                  </pic:nvPicPr>
+                  <pic:blipFill>
+                    <a:blip r:embed="rId3"/>
+                    <a:stretch>
+                      <a:fillRect/>
+                    </a:stretch>
+                  </pic:blipFill>
+                  <pic:spPr bwMode="auto">
+                    <a:xfrm>
+                      <a:off x="0" y="0"/>
+                      <a:ext cx="5760085" cy="5751830"/>
+                    </a:xfrm>
+                    <a:prstGeom prst="rect">
+                      <a:avLst/>
+                    </a:prstGeom>
+                  </pic:spPr>
+                </pic:pic>
+              </a:graphicData>
+            </a:graphic>
+          </wp:anchor>
+        </w:drawing>
+      </w:r>
     </w:p>
     <w:p>
       <w:pPr>
@@ -3607,12 +3736,12 @@
     </w:p>
     <w:p>
       <w:pPr>
-        <w:pStyle w:val="Ttulo2"/>
+        <w:pStyle w:val="Heading2"/>
         <w:numPr>
           <w:ilvl w:val="1"/>
           <w:numId w:val="3"/>
         </w:numPr>
-        <w:ind w:left="578" w:hanging="578"/>
+        <w:ind w:hanging="578" w:left="578"/>
         <w:rPr/>
       </w:pPr>
       <w:bookmarkStart w:id="27" w:name="_Toc119164382"/>
@@ -3629,27 +3758,27 @@
     <w:p>
       <w:pPr>
         <w:pStyle w:val="Normal"/>
-        <w:ind w:left="709" w:hanging="0"/>
-        <w:rPr/>
-      </w:pPr>
-      <w:r>
-        <w:rPr/>
-      </w:r>
-    </w:p>
-    <w:p>
-      <w:pPr>
-        <w:pStyle w:val="Normal"/>
-        <w:ind w:left="709" w:hanging="709"/>
-        <w:rPr/>
-      </w:pPr>
-      <w:r>
-        <w:rPr/>
-      </w:r>
-    </w:p>
-    <w:p>
-      <w:pPr>
-        <w:pStyle w:val="Normal"/>
-        <w:ind w:left="709" w:hanging="0"/>
+        <w:ind w:hanging="0" w:left="709"/>
+        <w:rPr/>
+      </w:pPr>
+      <w:r>
+        <w:rPr/>
+      </w:r>
+    </w:p>
+    <w:p>
+      <w:pPr>
+        <w:pStyle w:val="Normal"/>
+        <w:ind w:hanging="709" w:left="709"/>
+        <w:rPr/>
+      </w:pPr>
+      <w:r>
+        <w:rPr/>
+      </w:r>
+    </w:p>
+    <w:p>
+      <w:pPr>
+        <w:pStyle w:val="Normal"/>
+        <w:ind w:hanging="0" w:left="709"/>
         <w:rPr>
           <w:sz w:val="22"/>
           <w:szCs w:val="22"/>
@@ -3667,7 +3796,6 @@
         <w:pStyle w:val="Normal"/>
         <w:ind w:hanging="0"/>
         <w:rPr>
-          <w:b/>
           <w:b/>
           <w:sz w:val="20"/>
           <w:szCs w:val="20"/>
@@ -3714,12 +3842,12 @@
     </w:p>
     <w:p>
       <w:pPr>
-        <w:pStyle w:val="Ttulo2"/>
+        <w:pStyle w:val="Heading2"/>
         <w:numPr>
           <w:ilvl w:val="1"/>
           <w:numId w:val="3"/>
         </w:numPr>
-        <w:ind w:left="578" w:hanging="578"/>
+        <w:ind w:hanging="578" w:left="578"/>
         <w:rPr/>
       </w:pPr>
       <w:bookmarkStart w:id="28" w:name="_Toc119164383"/>
@@ -3733,7 +3861,7 @@
       <w:pPr>
         <w:pStyle w:val="Normal"/>
         <w:spacing w:lineRule="auto" w:line="360"/>
-        <w:ind w:left="709" w:hanging="709"/>
+        <w:ind w:hanging="709" w:left="709"/>
         <w:rPr/>
       </w:pPr>
       <w:r>
@@ -3768,12 +3896,12 @@
     </w:p>
     <w:p>
       <w:pPr>
-        <w:pStyle w:val="Ttulo1"/>
+        <w:pStyle w:val="Heading1"/>
         <w:numPr>
           <w:ilvl w:val="0"/>
           <w:numId w:val="3"/>
         </w:numPr>
-        <w:ind w:left="0" w:hanging="0"/>
+        <w:ind w:hanging="0" w:left="0"/>
         <w:rPr/>
       </w:pPr>
       <w:bookmarkStart w:id="29" w:name="_Toc119164384"/>
@@ -4447,13 +4575,13 @@
     </w:p>
     <w:p>
       <w:pPr>
-        <w:pStyle w:val="Ttulo1"/>
+        <w:pStyle w:val="Heading1"/>
         <w:numPr>
           <w:ilvl w:val="0"/>
           <w:numId w:val="3"/>
         </w:numPr>
         <w:spacing w:lineRule="auto" w:line="360"/>
-        <w:ind w:left="0" w:hanging="0"/>
+        <w:ind w:hanging="0" w:left="0"/>
         <w:rPr/>
       </w:pPr>
       <w:r>
@@ -4471,7 +4599,7 @@
       <w:pPr>
         <w:pStyle w:val="Normal"/>
         <w:spacing w:lineRule="auto" w:line="360"/>
-        <w:ind w:left="709" w:hanging="0"/>
+        <w:ind w:hanging="0" w:left="709"/>
         <w:rPr/>
       </w:pPr>
       <w:r>
@@ -4484,21 +4612,21 @@
     <w:p>
       <w:pPr>
         <w:pStyle w:val="Normal"/>
-        <w:ind w:left="709" w:hanging="0"/>
-        <w:rPr/>
-      </w:pPr>
-      <w:r>
-        <w:rPr/>
-      </w:r>
-    </w:p>
-    <w:p>
-      <w:pPr>
-        <w:pStyle w:val="Ttulo1"/>
+        <w:ind w:hanging="0" w:left="709"/>
+        <w:rPr/>
+      </w:pPr>
+      <w:r>
+        <w:rPr/>
+      </w:r>
+    </w:p>
+    <w:p>
+      <w:pPr>
+        <w:pStyle w:val="Heading1"/>
         <w:numPr>
           <w:ilvl w:val="0"/>
           <w:numId w:val="3"/>
         </w:numPr>
-        <w:ind w:left="0" w:hanging="0"/>
+        <w:ind w:hanging="0" w:left="0"/>
         <w:rPr/>
       </w:pPr>
       <w:bookmarkStart w:id="33" w:name="_Toc119164386"/>
@@ -4511,7 +4639,6 @@
     <w:p>
       <w:pPr>
         <w:pStyle w:val="Normal"/>
-        <w:pBdr/>
         <w:spacing w:lineRule="auto" w:line="360"/>
         <w:ind w:hanging="0"/>
         <w:jc w:val="left"/>
@@ -4532,7 +4659,6 @@
     <w:p>
       <w:pPr>
         <w:pStyle w:val="Normal"/>
-        <w:pBdr/>
         <w:spacing w:lineRule="auto" w:line="240" w:before="0" w:after="240"/>
         <w:ind w:hanging="0"/>
         <w:jc w:val="center"/>
@@ -4543,15 +4669,23 @@
         </w:rPr>
       </w:pPr>
       <w:r>
-        <w:rPr/>
+        <w:rPr>
+          <w:color w:val="000000"/>
+          <w:sz w:val="22"/>
+          <w:szCs w:val="22"/>
+        </w:rPr>
       </w:r>
       <w:bookmarkStart w:id="34" w:name="_heading=h.1pxezwc"/>
       <w:bookmarkStart w:id="35" w:name="_heading=h.1pxezwc"/>
       <w:bookmarkEnd w:id="35"/>
     </w:p>
     <w:sectPr>
-      <w:headerReference w:type="default" r:id="rId2"/>
-      <w:footerReference w:type="default" r:id="rId3"/>
+      <w:headerReference w:type="even" r:id="rId4"/>
+      <w:headerReference w:type="default" r:id="rId5"/>
+      <w:headerReference w:type="first" r:id="rId6"/>
+      <w:footerReference w:type="even" r:id="rId7"/>
+      <w:footerReference w:type="default" r:id="rId8"/>
+      <w:footerReference w:type="first" r:id="rId9"/>
       <w:footnotePr>
         <w:numFmt w:val="decimal"/>
       </w:footnotePr>
@@ -4571,8 +4705,40 @@
 <w:ftr xmlns:o="urn:schemas-microsoft-com:office:office" xmlns:r="http://schemas.openxmlformats.org/officeDocument/2006/relationships" xmlns:v="urn:schemas-microsoft-com:vml" xmlns:w="http://schemas.openxmlformats.org/wordprocessingml/2006/main" xmlns:w10="urn:schemas-microsoft-com:office:word" xmlns:wp="http://schemas.openxmlformats.org/drawingml/2006/wordprocessingDrawing" xmlns:wps="http://schemas.microsoft.com/office/word/2010/wordprocessingShape" xmlns:wpg="http://schemas.microsoft.com/office/word/2010/wordprocessingGroup" xmlns:mc="http://schemas.openxmlformats.org/markup-compatibility/2006" xmlns:wp14="http://schemas.microsoft.com/office/word/2010/wordprocessingDrawing" xmlns:w14="http://schemas.microsoft.com/office/word/2010/wordml" xmlns:w15="http://schemas.microsoft.com/office/word/2012/wordml" mc:Ignorable="w14 wp14 w15">
   <w:p>
     <w:pPr>
+      <w:pStyle w:val="Footer"/>
+      <w:rPr/>
+    </w:pPr>
+    <w:r>
+      <w:rPr/>
+    </w:r>
+  </w:p>
+</w:ftr>
+</file>
+
+<file path=word/footer2.xml><?xml version="1.0" encoding="utf-8"?>
+<w:ftr xmlns:o="urn:schemas-microsoft-com:office:office" xmlns:r="http://schemas.openxmlformats.org/officeDocument/2006/relationships" xmlns:v="urn:schemas-microsoft-com:vml" xmlns:w="http://schemas.openxmlformats.org/wordprocessingml/2006/main" xmlns:w10="urn:schemas-microsoft-com:office:word" xmlns:wp="http://schemas.openxmlformats.org/drawingml/2006/wordprocessingDrawing" xmlns:wps="http://schemas.microsoft.com/office/word/2010/wordprocessingShape" xmlns:wpg="http://schemas.microsoft.com/office/word/2010/wordprocessingGroup" xmlns:mc="http://schemas.openxmlformats.org/markup-compatibility/2006" xmlns:wp14="http://schemas.microsoft.com/office/word/2010/wordprocessingDrawing" xmlns:w14="http://schemas.microsoft.com/office/word/2010/wordml" xmlns:w15="http://schemas.microsoft.com/office/word/2012/wordml" mc:Ignorable="w14 wp14 w15">
+  <w:p>
+    <w:pPr>
       <w:pStyle w:val="Normal"/>
-      <w:pBdr/>
+      <w:ind w:hanging="0"/>
+      <w:rPr>
+        <w:color w:val="000000"/>
+      </w:rPr>
+    </w:pPr>
+    <w:r>
+      <w:rPr>
+        <w:color w:val="000000"/>
+      </w:rPr>
+    </w:r>
+  </w:p>
+</w:ftr>
+</file>
+
+<file path=word/footer3.xml><?xml version="1.0" encoding="utf-8"?>
+<w:ftr xmlns:o="urn:schemas-microsoft-com:office:office" xmlns:r="http://schemas.openxmlformats.org/officeDocument/2006/relationships" xmlns:v="urn:schemas-microsoft-com:vml" xmlns:w="http://schemas.openxmlformats.org/wordprocessingml/2006/main" xmlns:w10="urn:schemas-microsoft-com:office:word" xmlns:wp="http://schemas.openxmlformats.org/drawingml/2006/wordprocessingDrawing" xmlns:wps="http://schemas.microsoft.com/office/word/2010/wordprocessingShape" xmlns:wpg="http://schemas.microsoft.com/office/word/2010/wordprocessingGroup" xmlns:mc="http://schemas.openxmlformats.org/markup-compatibility/2006" xmlns:wp14="http://schemas.microsoft.com/office/word/2010/wordprocessingDrawing" xmlns:w14="http://schemas.microsoft.com/office/word/2010/wordml" xmlns:w15="http://schemas.microsoft.com/office/word/2012/wordml" mc:Ignorable="w14 wp14 w15">
+  <w:p>
+    <w:pPr>
+      <w:pStyle w:val="Normal"/>
       <w:ind w:hanging="0"/>
       <w:rPr>
         <w:color w:val="000000"/>
@@ -4617,7 +4783,6 @@
     <w:p>
       <w:pPr>
         <w:pStyle w:val="Normal"/>
-        <w:pBdr/>
         <w:spacing w:lineRule="auto" w:line="240"/>
         <w:ind w:hanging="0"/>
         <w:rPr>
@@ -4653,7 +4818,6 @@
     <w:p>
       <w:pPr>
         <w:pStyle w:val="Normal"/>
-        <w:pBdr/>
         <w:spacing w:lineRule="auto" w:line="240"/>
         <w:ind w:hanging="0"/>
         <w:rPr>
@@ -4684,7 +4848,6 @@
     <w:p>
       <w:pPr>
         <w:pStyle w:val="Normal"/>
-        <w:pBdr/>
         <w:spacing w:lineRule="auto" w:line="240"/>
         <w:ind w:hanging="0"/>
         <w:rPr>
@@ -4705,9 +4868,22 @@
 <w:hdr xmlns:o="urn:schemas-microsoft-com:office:office" xmlns:r="http://schemas.openxmlformats.org/officeDocument/2006/relationships" xmlns:v="urn:schemas-microsoft-com:vml" xmlns:w="http://schemas.openxmlformats.org/wordprocessingml/2006/main" xmlns:w10="urn:schemas-microsoft-com:office:word" xmlns:wp="http://schemas.openxmlformats.org/drawingml/2006/wordprocessingDrawing" xmlns:wps="http://schemas.microsoft.com/office/word/2010/wordprocessingShape" xmlns:wpg="http://schemas.microsoft.com/office/word/2010/wordprocessingGroup" xmlns:mc="http://schemas.openxmlformats.org/markup-compatibility/2006" xmlns:wp14="http://schemas.microsoft.com/office/word/2010/wordprocessingDrawing" xmlns:w14="http://schemas.microsoft.com/office/word/2010/wordml" xmlns:w15="http://schemas.microsoft.com/office/word/2012/wordml" mc:Ignorable="w14 wp14 w15">
   <w:p>
     <w:pPr>
+      <w:pStyle w:val="Header"/>
+      <w:rPr/>
+    </w:pPr>
+    <w:r>
+      <w:rPr/>
+    </w:r>
+  </w:p>
+</w:hdr>
+</file>
+
+<file path=word/header2.xml><?xml version="1.0" encoding="utf-8"?>
+<w:hdr xmlns:o="urn:schemas-microsoft-com:office:office" xmlns:r="http://schemas.openxmlformats.org/officeDocument/2006/relationships" xmlns:v="urn:schemas-microsoft-com:vml" xmlns:w="http://schemas.openxmlformats.org/wordprocessingml/2006/main" xmlns:w10="urn:schemas-microsoft-com:office:word" xmlns:wp="http://schemas.openxmlformats.org/drawingml/2006/wordprocessingDrawing" xmlns:wps="http://schemas.microsoft.com/office/word/2010/wordprocessingShape" xmlns:wpg="http://schemas.microsoft.com/office/word/2010/wordprocessingGroup" xmlns:mc="http://schemas.openxmlformats.org/markup-compatibility/2006" xmlns:wp14="http://schemas.microsoft.com/office/word/2010/wordprocessingDrawing" xmlns:w14="http://schemas.microsoft.com/office/word/2010/wordml" xmlns:w15="http://schemas.microsoft.com/office/word/2012/wordml" mc:Ignorable="w14 wp14 w15">
+  <w:p>
+    <w:pPr>
       <w:pStyle w:val="Normal"/>
       <w:widowControl/>
-      <w:pBdr/>
       <w:jc w:val="right"/>
       <w:rPr>
         <w:rFonts w:ascii="Times New Roman" w:hAnsi="Times New Roman" w:eastAsia="Times New Roman" w:cs="Times New Roman"/>
@@ -4740,7 +4916,7 @@
         <w:rFonts w:eastAsia="Times New Roman" w:cs="Times New Roman" w:ascii="Times New Roman" w:hAnsi="Times New Roman"/>
         <w:color w:val="000000"/>
       </w:rPr>
-      <w:t>18</w:t>
+      <w:t>22</w:t>
     </w:r>
     <w:r>
       <w:rPr>
@@ -4754,7 +4930,74 @@
     <w:pPr>
       <w:pStyle w:val="Normal"/>
       <w:widowControl/>
-      <w:pBdr/>
+      <w:ind w:hanging="0"/>
+      <w:rPr>
+        <w:rFonts w:ascii="Times New Roman" w:hAnsi="Times New Roman" w:eastAsia="Times New Roman" w:cs="Times New Roman"/>
+        <w:color w:val="000000"/>
+      </w:rPr>
+    </w:pPr>
+    <w:r>
+      <w:rPr>
+        <w:rFonts w:eastAsia="Times New Roman" w:cs="Times New Roman" w:ascii="Times New Roman" w:hAnsi="Times New Roman"/>
+        <w:color w:val="000000"/>
+      </w:rPr>
+    </w:r>
+  </w:p>
+</w:hdr>
+</file>
+
+<file path=word/header3.xml><?xml version="1.0" encoding="utf-8"?>
+<w:hdr xmlns:o="urn:schemas-microsoft-com:office:office" xmlns:r="http://schemas.openxmlformats.org/officeDocument/2006/relationships" xmlns:v="urn:schemas-microsoft-com:vml" xmlns:w="http://schemas.openxmlformats.org/wordprocessingml/2006/main" xmlns:w10="urn:schemas-microsoft-com:office:word" xmlns:wp="http://schemas.openxmlformats.org/drawingml/2006/wordprocessingDrawing" xmlns:wps="http://schemas.microsoft.com/office/word/2010/wordprocessingShape" xmlns:wpg="http://schemas.microsoft.com/office/word/2010/wordprocessingGroup" xmlns:mc="http://schemas.openxmlformats.org/markup-compatibility/2006" xmlns:wp14="http://schemas.microsoft.com/office/word/2010/wordprocessingDrawing" xmlns:w14="http://schemas.microsoft.com/office/word/2010/wordml" xmlns:w15="http://schemas.microsoft.com/office/word/2012/wordml" mc:Ignorable="w14 wp14 w15">
+  <w:p>
+    <w:pPr>
+      <w:pStyle w:val="Normal"/>
+      <w:widowControl/>
+      <w:jc w:val="right"/>
+      <w:rPr>
+        <w:rFonts w:ascii="Times New Roman" w:hAnsi="Times New Roman" w:eastAsia="Times New Roman" w:cs="Times New Roman"/>
+        <w:color w:val="000000"/>
+      </w:rPr>
+    </w:pPr>
+    <w:r>
+      <w:rPr>
+        <w:rFonts w:eastAsia="Times New Roman" w:cs="Times New Roman" w:ascii="Times New Roman" w:hAnsi="Times New Roman"/>
+        <w:color w:val="000000"/>
+      </w:rPr>
+      <w:fldChar w:fldCharType="begin"/>
+    </w:r>
+    <w:r>
+      <w:rPr>
+        <w:rFonts w:eastAsia="Times New Roman" w:cs="Times New Roman" w:ascii="Times New Roman" w:hAnsi="Times New Roman"/>
+        <w:color w:val="000000"/>
+      </w:rPr>
+      <w:instrText xml:space="preserve"> PAGE </w:instrText>
+    </w:r>
+    <w:r>
+      <w:rPr>
+        <w:rFonts w:eastAsia="Times New Roman" w:cs="Times New Roman" w:ascii="Times New Roman" w:hAnsi="Times New Roman"/>
+        <w:color w:val="000000"/>
+      </w:rPr>
+      <w:fldChar w:fldCharType="separate"/>
+    </w:r>
+    <w:r>
+      <w:rPr>
+        <w:rFonts w:eastAsia="Times New Roman" w:cs="Times New Roman" w:ascii="Times New Roman" w:hAnsi="Times New Roman"/>
+        <w:color w:val="000000"/>
+      </w:rPr>
+      <w:t>22</w:t>
+    </w:r>
+    <w:r>
+      <w:rPr>
+        <w:rFonts w:eastAsia="Times New Roman" w:cs="Times New Roman" w:ascii="Times New Roman" w:hAnsi="Times New Roman"/>
+        <w:color w:val="000000"/>
+      </w:rPr>
+      <w:fldChar w:fldCharType="end"/>
+    </w:r>
+  </w:p>
+  <w:p>
+    <w:pPr>
+      <w:pStyle w:val="Normal"/>
+      <w:widowControl/>
       <w:ind w:hanging="0"/>
       <w:rPr>
         <w:rFonts w:ascii="Times New Roman" w:hAnsi="Times New Roman" w:eastAsia="Times New Roman" w:cs="Times New Roman"/>
@@ -5439,6 +5682,7 @@
     <w:qFormat/>
     <w:pPr>
       <w:widowControl w:val="false"/>
+      <w:suppressAutoHyphens w:val="true"/>
       <w:bidi w:val="0"/>
       <w:spacing w:lineRule="auto" w:line="480" w:before="0" w:after="0"/>
       <w:ind w:firstLine="709"/>
@@ -5453,7 +5697,7 @@
       <w:lang w:val="pt-BR" w:eastAsia="pt-BR" w:bidi="ar-SA"/>
     </w:rPr>
   </w:style>
-  <w:style w:type="paragraph" w:styleId="Ttulo1">
+  <w:style w:type="paragraph" w:styleId="Heading1">
     <w:name w:val="Heading 1"/>
     <w:basedOn w:val="Normal"/>
     <w:next w:val="Normal"/>
@@ -5479,7 +5723,7 @@
       <w:szCs w:val="28"/>
     </w:rPr>
   </w:style>
-  <w:style w:type="paragraph" w:styleId="Ttulo2">
+  <w:style w:type="paragraph" w:styleId="Heading2">
     <w:name w:val="Heading 2"/>
     <w:basedOn w:val="Normal"/>
     <w:next w:val="Normal"/>
@@ -5493,14 +5737,14 @@
         <w:tab w:val="left" w:pos="0" w:leader="none"/>
       </w:tabs>
       <w:spacing w:lineRule="auto" w:line="360" w:before="120" w:after="120"/>
-      <w:ind w:left="578" w:hanging="578"/>
+      <w:ind w:hanging="578" w:left="578"/>
       <w:outlineLvl w:val="1"/>
     </w:pPr>
     <w:rPr>
       <w:b/>
     </w:rPr>
   </w:style>
-  <w:style w:type="paragraph" w:styleId="Ttulo3">
+  <w:style w:type="paragraph" w:styleId="Heading3">
     <w:name w:val="Heading 3"/>
     <w:basedOn w:val="Normal"/>
     <w:next w:val="Normal"/>
@@ -5514,12 +5758,12 @@
         <w:tab w:val="left" w:pos="709" w:leader="none"/>
       </w:tabs>
       <w:spacing w:before="240" w:after="240"/>
-      <w:ind w:left="720" w:hanging="720"/>
+      <w:ind w:hanging="720" w:left="720"/>
       <w:outlineLvl w:val="2"/>
     </w:pPr>
     <w:rPr/>
   </w:style>
-  <w:style w:type="paragraph" w:styleId="Ttulo4">
+  <w:style w:type="paragraph" w:styleId="Heading4">
     <w:name w:val="Heading 4"/>
     <w:basedOn w:val="Normal"/>
     <w:next w:val="Normal"/>
@@ -5534,12 +5778,12 @@
         <w:tab w:val="left" w:pos="0" w:leader="none"/>
       </w:tabs>
       <w:spacing w:before="240" w:after="60"/>
-      <w:ind w:left="864" w:hanging="864"/>
+      <w:ind w:hanging="864" w:left="864"/>
       <w:outlineLvl w:val="3"/>
     </w:pPr>
     <w:rPr/>
   </w:style>
-  <w:style w:type="paragraph" w:styleId="Ttulo5">
+  <w:style w:type="paragraph" w:styleId="Heading5">
     <w:name w:val="Heading 5"/>
     <w:basedOn w:val="Normal"/>
     <w:next w:val="Normal"/>
@@ -5553,7 +5797,7 @@
         <w:tab w:val="clear" w:pos="720"/>
         <w:tab w:val="left" w:pos="0" w:leader="none"/>
       </w:tabs>
-      <w:ind w:left="1008" w:hanging="1008"/>
+      <w:ind w:hanging="1008" w:left="1008"/>
       <w:outlineLvl w:val="4"/>
     </w:pPr>
     <w:rPr>
@@ -5561,7 +5805,7 @@
       <w:color w:val="FF0000"/>
     </w:rPr>
   </w:style>
-  <w:style w:type="paragraph" w:styleId="Ttulo6">
+  <w:style w:type="paragraph" w:styleId="Heading6">
     <w:name w:val="Heading 6"/>
     <w:basedOn w:val="Normal"/>
     <w:next w:val="Normal"/>
@@ -5575,7 +5819,7 @@
         <w:tab w:val="clear" w:pos="720"/>
         <w:tab w:val="left" w:pos="0" w:leader="none"/>
       </w:tabs>
-      <w:ind w:left="1152" w:hanging="1152"/>
+      <w:ind w:hanging="1152" w:left="1152"/>
       <w:outlineLvl w:val="5"/>
     </w:pPr>
     <w:rPr>
@@ -5611,20 +5855,20 @@
       <w:vertAlign w:val="superscript"/>
     </w:rPr>
   </w:style>
-  <w:style w:type="character" w:styleId="Ncoradanotaderodap">
-    <w:name w:val="Âncora da nota de rodapé"/>
+  <w:style w:type="character" w:styleId="FootnoteReference">
+    <w:name w:val="Footnote Reference"/>
     <w:rPr>
       <w:vertAlign w:val="superscript"/>
     </w:rPr>
   </w:style>
-  <w:style w:type="character" w:styleId="LinkdaInternet">
-    <w:name w:val="Link da Internet"/>
+  <w:style w:type="character" w:styleId="Hyperlink">
+    <w:name w:val="Hyperlink"/>
     <w:basedOn w:val="DefaultParagraphFont"/>
     <w:uiPriority w:val="99"/>
     <w:unhideWhenUsed/>
     <w:qFormat/>
     <w:rPr>
-      <w:color w:val="0000FF" w:themeColor="hyperlink"/>
+      <w:color w:themeColor="hyperlink" w:val="0000FF"/>
       <w:u w:val="single"/>
       <w14:textFill>
         <w14:solidFill>
@@ -5657,8 +5901,8 @@
       <w:lang w:val="en-US" w:eastAsia="zh-CN"/>
     </w:rPr>
   </w:style>
-  <w:style w:type="character" w:styleId="Ncoradanotadefim">
-    <w:name w:val="Âncora da nota de fim"/>
+  <w:style w:type="character" w:styleId="EndnoteReference">
+    <w:name w:val="Endnote Reference"/>
     <w:rPr>
       <w:vertAlign w:val="superscript"/>
     </w:rPr>
@@ -5671,7 +5915,7 @@
   <w:style w:type="paragraph" w:styleId="Ttulo">
     <w:name w:val="Título"/>
     <w:basedOn w:val="Normal"/>
-    <w:next w:val="Corpodotexto"/>
+    <w:next w:val="BodyText"/>
     <w:qFormat/>
     <w:pPr>
       <w:keepNext w:val="true"/>
@@ -5683,7 +5927,7 @@
       <w:szCs w:val="28"/>
     </w:rPr>
   </w:style>
-  <w:style w:type="paragraph" w:styleId="Corpodotexto">
+  <w:style w:type="paragraph" w:styleId="BodyText">
     <w:name w:val="Body Text"/>
     <w:basedOn w:val="Normal"/>
     <w:pPr>
@@ -5691,15 +5935,15 @@
     </w:pPr>
     <w:rPr/>
   </w:style>
-  <w:style w:type="paragraph" w:styleId="Lista">
+  <w:style w:type="paragraph" w:styleId="List">
     <w:name w:val="List"/>
-    <w:basedOn w:val="Corpodotexto"/>
+    <w:basedOn w:val="BodyText"/>
     <w:pPr/>
     <w:rPr>
       <w:rFonts w:cs="Lohit Devanagari"/>
     </w:rPr>
   </w:style>
-  <w:style w:type="paragraph" w:styleId="Legenda">
+  <w:style w:type="paragraph" w:styleId="Caption">
     <w:name w:val="Caption"/>
     <w:basedOn w:val="Normal"/>
     <w:qFormat/>
@@ -5715,7 +5959,7 @@
       <w:szCs w:val="24"/>
     </w:rPr>
   </w:style>
-  <w:style w:type="paragraph" w:styleId="Ndice">
+  <w:style w:type="paragraph" w:styleId="ndice">
     <w:name w:val="Índice"/>
     <w:basedOn w:val="Normal"/>
     <w:qFormat/>
@@ -5726,7 +5970,7 @@
       <w:rFonts w:cs="Lohit Devanagari"/>
     </w:rPr>
   </w:style>
-  <w:style w:type="paragraph" w:styleId="Sumrio2">
+  <w:style w:type="paragraph" w:styleId="TOC2">
     <w:name w:val="TOC 2"/>
     <w:basedOn w:val="Normal"/>
     <w:next w:val="Normal"/>
@@ -5736,11 +5980,11 @@
     <w:qFormat/>
     <w:pPr>
       <w:spacing w:before="0" w:after="100"/>
-      <w:ind w:left="240" w:firstLine="709"/>
+      <w:ind w:firstLine="709" w:left="240"/>
     </w:pPr>
     <w:rPr/>
   </w:style>
-  <w:style w:type="paragraph" w:styleId="Ttulododocumento">
+  <w:style w:type="paragraph" w:styleId="Title">
     <w:name w:val="Title"/>
     <w:basedOn w:val="Normal"/>
     <w:next w:val="Normal"/>
@@ -5781,7 +6025,14 @@
     <w:pPr/>
     <w:rPr/>
   </w:style>
-  <w:style w:type="paragraph" w:styleId="Cabealho">
+  <w:style w:type="paragraph" w:styleId="Cabealhoerodap1">
+    <w:name w:val="Cabeçalho e rodapé1"/>
+    <w:basedOn w:val="Normal"/>
+    <w:qFormat/>
+    <w:pPr/>
+    <w:rPr/>
+  </w:style>
+  <w:style w:type="paragraph" w:styleId="Header">
     <w:name w:val="Header"/>
     <w:basedOn w:val="Normal"/>
     <w:link w:val="CabealhoChar"/>
@@ -5805,7 +6056,7 @@
       <w:lang w:val="en-US" w:eastAsia="zh-CN"/>
     </w:rPr>
   </w:style>
-  <w:style w:type="paragraph" w:styleId="Sumrio3">
+  <w:style w:type="paragraph" w:styleId="TOC3">
     <w:name w:val="TOC 3"/>
     <w:basedOn w:val="Normal"/>
     <w:next w:val="Normal"/>
@@ -5815,11 +6066,11 @@
     <w:qFormat/>
     <w:pPr>
       <w:spacing w:before="0" w:after="100"/>
-      <w:ind w:left="480" w:firstLine="709"/>
+      <w:ind w:firstLine="709" w:left="480"/>
     </w:pPr>
     <w:rPr/>
   </w:style>
-  <w:style w:type="paragraph" w:styleId="Subttulo">
+  <w:style w:type="paragraph" w:styleId="Subtitle">
     <w:name w:val="Subtitle"/>
     <w:basedOn w:val="Normal"/>
     <w:next w:val="Normal"/>
@@ -5836,7 +6087,7 @@
       <w:szCs w:val="28"/>
     </w:rPr>
   </w:style>
-  <w:style w:type="paragraph" w:styleId="Notaderodap">
+  <w:style w:type="paragraph" w:styleId="FootnoteText">
     <w:name w:val="Footnote Text"/>
     <w:basedOn w:val="Normal"/>
     <w:link w:val="TextodenotaderodapChar"/>
@@ -5853,7 +6104,7 @@
       <w:lang w:eastAsia="zh-CN"/>
     </w:rPr>
   </w:style>
-  <w:style w:type="paragraph" w:styleId="Sumrio1">
+  <w:style w:type="paragraph" w:styleId="TOC1">
     <w:name w:val="TOC 1"/>
     <w:basedOn w:val="Normal"/>
     <w:next w:val="Normal"/>
@@ -5896,7 +6147,7 @@
     <w:qFormat/>
     <w:pPr>
       <w:spacing w:before="0" w:after="0"/>
-      <w:ind w:left="720" w:firstLine="709"/>
+      <w:ind w:firstLine="709" w:left="720"/>
       <w:contextualSpacing/>
     </w:pPr>
     <w:rPr/>
@@ -5922,15 +6173,15 @@
       <w:lang w:val="pt-BR" w:eastAsia="zh-CN" w:bidi="ar-SA"/>
     </w:rPr>
   </w:style>
-  <w:style w:type="paragraph" w:styleId="Ttulodondicealfabtico">
+  <w:style w:type="paragraph" w:styleId="IndexHeading">
     <w:name w:val="Index Heading"/>
     <w:basedOn w:val="Ttulo"/>
     <w:pPr/>
     <w:rPr/>
   </w:style>
-  <w:style w:type="paragraph" w:styleId="Ttulodosumrio" w:customStyle="1">
+  <w:style w:type="paragraph" w:styleId="TOCHeading" w:customStyle="1">
     <w:name w:val="TOC Heading"/>
-    <w:basedOn w:val="Ttulo1"/>
+    <w:basedOn w:val="Heading1"/>
     <w:next w:val="Normal"/>
     <w:uiPriority w:val="39"/>
     <w:unhideWhenUsed/>
@@ -5949,12 +6200,12 @@
       <w:b w:val="false"/>
       <w:caps w:val="false"/>
       <w:smallCaps w:val="false"/>
-      <w:color w:val="376092" w:themeColor="accent1" w:themeShade="bf"/>
+      <w:color w:themeColor="accent1" w:themeShade="bf" w:val="376092"/>
       <w:sz w:val="32"/>
       <w:szCs w:val="32"/>
     </w:rPr>
   </w:style>
-  <w:style w:type="paragraph" w:styleId="Rodap">
+  <w:style w:type="paragraph" w:styleId="Footer">
     <w:name w:val="Footer"/>
     <w:basedOn w:val="CabealhoeRodap"/>
     <w:pPr/>
@@ -6117,41 +6368,41 @@
 </file>
 
 <file path=word/theme/theme1.xml><?xml version="1.0" encoding="utf-8"?>
-<a:theme xmlns:a="http://schemas.openxmlformats.org/drawingml/2006/main" name="Office Theme">
+<a:theme xmlns:a="http://schemas.openxmlformats.org/drawingml/2006/main" xmlns:r="http://schemas.openxmlformats.org/officeDocument/2006/relationships" name="Office Theme">
   <a:themeElements>
     <a:clrScheme name="Office">
       <a:dk1>
-        <a:sysClr val="windowText" lastClr="000000"/>
+        <a:srgbClr val="000000"/>
       </a:dk1>
       <a:lt1>
-        <a:sysClr val="window" lastClr="FFFFFF"/>
+        <a:srgbClr val="ffffff"/>
       </a:lt1>
       <a:dk2>
-        <a:srgbClr val="1F497D"/>
+        <a:srgbClr val="1f497d"/>
       </a:dk2>
       <a:lt2>
-        <a:srgbClr val="EEECE1"/>
+        <a:srgbClr val="eeece1"/>
       </a:lt2>
       <a:accent1>
-        <a:srgbClr val="4F81BD"/>
+        <a:srgbClr val="4f81bd"/>
       </a:accent1>
       <a:accent2>
-        <a:srgbClr val="C0504D"/>
+        <a:srgbClr val="c0504d"/>
       </a:accent2>
       <a:accent3>
-        <a:srgbClr val="9BBB59"/>
+        <a:srgbClr val="9bbb59"/>
       </a:accent3>
       <a:accent4>
-        <a:srgbClr val="8064A2"/>
+        <a:srgbClr val="8064a2"/>
       </a:accent4>
       <a:accent5>
-        <a:srgbClr val="4BACC6"/>
+        <a:srgbClr val="4bacc6"/>
       </a:accent5>
       <a:accent6>
-        <a:srgbClr val="F79646"/>
+        <a:srgbClr val="f79646"/>
       </a:accent6>
       <a:hlink>
-        <a:srgbClr val="0000FF"/>
+        <a:srgbClr val="0000ff"/>
       </a:hlink>
       <a:folHlink>
         <a:srgbClr val="800080"/>
@@ -6159,279 +6410,132 @@
     </a:clrScheme>
     <a:fontScheme name="Office">
       <a:majorFont>
-        <a:latin typeface="Calibri"/>
+        <a:latin typeface="Calibri" pitchFamily="0" charset="1"/>
         <a:ea typeface=""/>
         <a:cs typeface=""/>
-        <a:font script="Jpan" typeface="ＭＳ ゴシック"/>
-        <a:font script="Hang" typeface="맑은 고딕"/>
-        <a:font script="Hans" typeface="宋体"/>
-        <a:font script="Hant" typeface="新細明體"/>
-        <a:font script="Arab" typeface="Times New Roman"/>
-        <a:font script="Hebr" typeface="Times New Roman"/>
-        <a:font script="Thai" typeface="Angsana New"/>
-        <a:font script="Ethi" typeface="Nyala"/>
-        <a:font script="Beng" typeface="Vrinda"/>
-        <a:font script="Gujr" typeface="Shruti"/>
-        <a:font script="Khmr" typeface="MoolBoran"/>
-        <a:font script="Knda" typeface="Tunga"/>
-        <a:font script="Guru" typeface="Raavi"/>
-        <a:font script="Cans" typeface="Euphemia"/>
-        <a:font script="Cher" typeface="Plantagenet Cherokee"/>
-        <a:font script="Yiii" typeface="Microsoft Yi Baiti"/>
-        <a:font script="Tibt" typeface="Microsoft Himalaya"/>
-        <a:font script="Thaa" typeface="MV Boli"/>
-        <a:font script="Deva" typeface="Mangal"/>
-        <a:font script="Telu" typeface="Gautami"/>
-        <a:font script="Taml" typeface="Latha"/>
-        <a:font script="Syrc" typeface="Estrangelo Edessa"/>
-        <a:font script="Orya" typeface="Kalinga"/>
-        <a:font script="Mlym" typeface="Kartika"/>
-        <a:font script="Laoo" typeface="DokChampa"/>
-        <a:font script="Sinh" typeface="Iskoola Pota"/>
-        <a:font script="Mong" typeface="Mongolian Baiti"/>
-        <a:font script="Viet" typeface="Times New Roman"/>
-        <a:font script="Uigh" typeface="Microsoft Uighur"/>
-        <a:font script="Geor" typeface="Sylfaen"/>
       </a:majorFont>
       <a:minorFont>
-        <a:latin typeface="Cambria"/>
+        <a:latin typeface="Cambria" pitchFamily="0" charset="1"/>
         <a:ea typeface=""/>
         <a:cs typeface=""/>
-        <a:font script="Jpan" typeface="ＭＳ 明朝"/>
-        <a:font script="Hang" typeface="맑은 고딕"/>
-        <a:font script="Hans" typeface="宋体"/>
-        <a:font script="Hant" typeface="新細明體"/>
-        <a:font script="Arab" typeface="Arial"/>
-        <a:font script="Hebr" typeface="Arial"/>
-        <a:font script="Thai" typeface="Cordia New"/>
-        <a:font script="Ethi" typeface="Nyala"/>
-        <a:font script="Beng" typeface="Vrinda"/>
-        <a:font script="Gujr" typeface="Shruti"/>
-        <a:font script="Khmr" typeface="DaunPenh"/>
-        <a:font script="Knda" typeface="Tunga"/>
-        <a:font script="Guru" typeface="Raavi"/>
-        <a:font script="Cans" typeface="Euphemia"/>
-        <a:font script="Cher" typeface="Plantagenet Cherokee"/>
-        <a:font script="Yiii" typeface="Microsoft Yi Baiti"/>
-        <a:font script="Tibt" typeface="Microsoft Himalaya"/>
-        <a:font script="Thaa" typeface="MV Boli"/>
-        <a:font script="Deva" typeface="Mangal"/>
-        <a:font script="Telu" typeface="Gautami"/>
-        <a:font script="Taml" typeface="Latha"/>
-        <a:font script="Syrc" typeface="Estrangelo Edessa"/>
-        <a:font script="Orya" typeface="Kalinga"/>
-        <a:font script="Mlym" typeface="Kartika"/>
-        <a:font script="Laoo" typeface="DokChampa"/>
-        <a:font script="Sinh" typeface="Iskoola Pota"/>
-        <a:font script="Mong" typeface="Mongolian Baiti"/>
-        <a:font script="Viet" typeface="Arial"/>
-        <a:font script="Uigh" typeface="Microsoft Uighur"/>
-        <a:font script="Geor" typeface="Sylfaen"/>
       </a:minorFont>
     </a:fontScheme>
-    <a:fmtScheme name="Office">
+    <a:fmtScheme>
       <a:fillStyleLst>
         <a:solidFill>
           <a:schemeClr val="phClr"/>
         </a:solidFill>
-        <a:gradFill rotWithShape="1">
+        <a:gradFill>
           <a:gsLst>
             <a:gs pos="0">
               <a:schemeClr val="phClr">
                 <a:tint val="50000"/>
-                <a:satMod val="300000"/>
               </a:schemeClr>
             </a:gs>
             <a:gs pos="35000">
               <a:schemeClr val="phClr">
                 <a:tint val="37000"/>
-                <a:satMod val="300000"/>
               </a:schemeClr>
             </a:gs>
             <a:gs pos="100000">
               <a:schemeClr val="phClr">
                 <a:tint val="15000"/>
-                <a:satMod val="350000"/>
               </a:schemeClr>
             </a:gs>
           </a:gsLst>
           <a:lin ang="16200000" scaled="1"/>
+          <a:tileRect l="0" t="0" r="0" b="0"/>
         </a:gradFill>
-        <a:gradFill rotWithShape="1">
+        <a:gradFill>
           <a:gsLst>
             <a:gs pos="0">
               <a:schemeClr val="phClr">
                 <a:tint val="100000"/>
                 <a:shade val="100000"/>
-                <a:satMod val="130000"/>
               </a:schemeClr>
             </a:gs>
             <a:gs pos="100000">
               <a:schemeClr val="phClr">
                 <a:tint val="50000"/>
                 <a:shade val="100000"/>
-                <a:satMod val="350000"/>
               </a:schemeClr>
             </a:gs>
           </a:gsLst>
           <a:lin ang="16200000" scaled="0"/>
+          <a:tileRect l="0" t="0" r="0" b="0"/>
         </a:gradFill>
       </a:fillStyleLst>
       <a:lnStyleLst>
         <a:ln w="9525" cap="flat" cmpd="sng" algn="ctr">
-          <a:solidFill>
-            <a:schemeClr val="phClr">
-              <a:shade val="95000"/>
-              <a:satMod val="105000"/>
-            </a:schemeClr>
-          </a:solidFill>
           <a:prstDash val="solid"/>
         </a:ln>
         <a:ln w="25400" cap="flat" cmpd="sng" algn="ctr">
-          <a:solidFill>
-            <a:schemeClr val="phClr"/>
-          </a:solidFill>
           <a:prstDash val="solid"/>
         </a:ln>
         <a:ln w="38100" cap="flat" cmpd="sng" algn="ctr">
-          <a:solidFill>
-            <a:schemeClr val="phClr"/>
-          </a:solidFill>
           <a:prstDash val="solid"/>
         </a:ln>
       </a:lnStyleLst>
       <a:effectStyleLst>
         <a:effectStyle>
-          <a:effectLst>
-            <a:outerShdw blurRad="40000" dist="20000" dir="5400000" rotWithShape="0">
-              <a:srgbClr val="000000">
-                <a:alpha val="38000"/>
-              </a:srgbClr>
-            </a:outerShdw>
-          </a:effectLst>
+          <a:effectLst/>
         </a:effectStyle>
         <a:effectStyle>
-          <a:effectLst>
-            <a:outerShdw blurRad="40000" dist="23000" dir="5400000" rotWithShape="0">
-              <a:srgbClr val="000000">
-                <a:alpha val="35000"/>
-              </a:srgbClr>
-            </a:outerShdw>
-          </a:effectLst>
+          <a:effectLst/>
         </a:effectStyle>
         <a:effectStyle>
-          <a:effectLst>
-            <a:outerShdw blurRad="40000" dist="23000" dir="5400000" rotWithShape="0">
-              <a:srgbClr val="000000">
-                <a:alpha val="35000"/>
-              </a:srgbClr>
-            </a:outerShdw>
-          </a:effectLst>
-          <a:scene3d>
-            <a:camera prst="orthographicFront">
-              <a:rot lat="0" lon="0" rev="0"/>
-            </a:camera>
-            <a:lightRig rig="threePt" dir="t">
-              <a:rot lat="0" lon="0" rev="1200000"/>
-            </a:lightRig>
-          </a:scene3d>
-          <a:sp3d>
-            <a:bevelT w="63500" h="25400"/>
-          </a:sp3d>
+          <a:effectLst/>
         </a:effectStyle>
       </a:effectStyleLst>
       <a:bgFillStyleLst>
         <a:solidFill>
           <a:schemeClr val="phClr"/>
         </a:solidFill>
-        <a:gradFill rotWithShape="1">
+        <a:gradFill>
           <a:gsLst>
             <a:gs pos="0">
               <a:schemeClr val="phClr">
                 <a:tint val="40000"/>
-                <a:satMod val="350000"/>
               </a:schemeClr>
             </a:gs>
             <a:gs pos="40000">
               <a:schemeClr val="phClr">
                 <a:tint val="45000"/>
                 <a:shade val="99000"/>
-                <a:satMod val="350000"/>
               </a:schemeClr>
             </a:gs>
             <a:gs pos="100000">
               <a:schemeClr val="phClr">
                 <a:shade val="20000"/>
-                <a:satMod val="255000"/>
               </a:schemeClr>
             </a:gs>
           </a:gsLst>
           <a:path path="circle">
             <a:fillToRect l="50000" t="-80000" r="50000" b="180000"/>
           </a:path>
+          <a:tileRect l="0" t="0" r="0" b="0"/>
         </a:gradFill>
-        <a:gradFill rotWithShape="1">
+        <a:gradFill>
           <a:gsLst>
             <a:gs pos="0">
               <a:schemeClr val="phClr">
                 <a:tint val="80000"/>
-                <a:satMod val="300000"/>
               </a:schemeClr>
             </a:gs>
             <a:gs pos="100000">
               <a:schemeClr val="phClr">
                 <a:shade val="30000"/>
-                <a:satMod val="200000"/>
               </a:schemeClr>
             </a:gs>
           </a:gsLst>
           <a:path path="circle">
             <a:fillToRect l="50000" t="50000" r="50000" b="50000"/>
           </a:path>
+          <a:tileRect l="0" t="0" r="0" b="0"/>
         </a:gradFill>
       </a:bgFillStyleLst>
     </a:fmtScheme>
   </a:themeElements>
-  <a:objectDefaults>
-    <a:spDef>
-      <a:spPr/>
-      <a:bodyPr/>
-      <a:lstStyle/>
-      <a:style>
-        <a:lnRef idx="1">
-          <a:schemeClr val="accent1"/>
-        </a:lnRef>
-        <a:fillRef idx="3">
-          <a:schemeClr val="accent1"/>
-        </a:fillRef>
-        <a:effectRef idx="2">
-          <a:schemeClr val="accent1"/>
-        </a:effectRef>
-        <a:fontRef idx="minor">
-          <a:schemeClr val="lt1"/>
-        </a:fontRef>
-      </a:style>
-    </a:spDef>
-    <a:lnDef>
-      <a:spPr/>
-      <a:bodyPr/>
-      <a:lstStyle/>
-      <a:style>
-        <a:lnRef idx="2">
-          <a:schemeClr val="accent1"/>
-        </a:lnRef>
-        <a:fillRef idx="0">
-          <a:schemeClr val="accent1"/>
-        </a:fillRef>
-        <a:effectRef idx="1">
-          <a:schemeClr val="accent1"/>
-        </a:effectRef>
-        <a:fontRef idx="minor">
-          <a:schemeClr val="tx1"/>
-        </a:fontRef>
-      </a:style>
-    </a:lnDef>
-  </a:objectDefaults>
 </a:theme>
 </file>
 
